--- a/Course/2 Component 2 - Algorithms and Programming/2.2 Problem Solving and Programming/00 Topic Resources/4 Lesson Activities Pack (editable).docx
+++ b/Course/2 Component 2 - Algorithms and Programming/2.2 Problem Solving and Programming/00 Topic Resources/4 Lesson Activities Pack (editable).docx
@@ -7,11 +7,19 @@
         <w:pStyle w:val="Heading1"/>
       </w:pPr>
       <w:r>
+        <w:rPr>
+          <w:b w:val="0"/>
+          <w:i w:val="0"/>
+        </w:rPr>
         <w:t>Lesson Activities — 2.2 Problem Solving &amp; Programming</w:t>
       </w:r>
     </w:p>
     <w:p>
       <w:r>
+        <w:rPr>
+          <w:b w:val="0"/>
+          <w:i w:val="0"/>
+        </w:rPr>
         <w:t>In-lesson classroom activities for OCR A Level Computer Science H446, Component 02, Section 2.2 (2.2.1 Programming techniques · 2.2.2 Computational methods) — unplugged demos, Parson's problems, role plays and prediction tasks, not exam questions.</w:t>
       </w:r>
     </w:p>
@@ -27,6 +35,10 @@
         <w:pStyle w:val="Heading2"/>
       </w:pPr>
       <w:r>
+        <w:rPr>
+          <w:b w:val="0"/>
+          <w:i w:val="0"/>
+        </w:rPr>
         <w:t>2.2.1 Programming techniques</w:t>
       </w:r>
     </w:p>
@@ -35,6 +47,10 @@
         <w:pStyle w:val="Heading3"/>
       </w:pPr>
       <w:r>
+        <w:rPr>
+          <w:b w:val="0"/>
+          <w:i w:val="0"/>
+        </w:rPr>
         <w:t>Russian Dolls &amp; the Tray Stack (unplugged demo · 15 min · whole class)</w:t>
       </w:r>
     </w:p>
@@ -42,10 +58,15 @@
       <w:r>
         <w:rPr>
           <w:b/>
+          <w:i w:val="0"/>
         </w:rPr>
         <w:t>Resources:</w:t>
       </w:r>
       <w:r>
+        <w:rPr>
+          <w:b w:val="0"/>
+          <w:i w:val="0"/>
+        </w:rPr>
         <w:t xml:space="preserve"> A set of Russian dolls (or 4 nested boxes/envelopes); 4 canteen trays (or 4 A4 "stack frame" sheets); marker pens; 4 volunteer students; sticky notes.</w:t>
       </w:r>
     </w:p>
@@ -53,6 +74,7 @@
       <w:r>
         <w:rPr>
           <w:b/>
+          <w:i w:val="0"/>
         </w:rPr>
         <w:t>How it runs:</w:t>
       </w:r>
@@ -62,15 +84,24 @@
         <w:pStyle w:val="ListNumber"/>
       </w:pPr>
       <w:r>
+        <w:rPr>
+          <w:b w:val="0"/>
+          <w:i w:val="0"/>
+        </w:rPr>
         <w:t xml:space="preserve">Open the Russian dolls one by one: "each doll contains a smaller version of the same problem — that is recursion. The tiny solid doll in the middle is the </w:t>
       </w:r>
       <w:r>
         <w:rPr>
           <w:b/>
+          <w:i w:val="0"/>
         </w:rPr>
         <w:t>base case</w:t>
       </w:r>
       <w:r>
+        <w:rPr>
+          <w:b w:val="0"/>
+          <w:i w:val="0"/>
+        </w:rPr>
         <w:t>: it contains nothing, so opening stops." Reassemble them to show the returns happening in reverse.</w:t>
       </w:r>
     </w:p>
@@ -79,16 +110,26 @@
         <w:pStyle w:val="ListNumber"/>
       </w:pPr>
       <w:r>
+        <w:rPr>
+          <w:b w:val="0"/>
+          <w:i w:val="0"/>
+        </w:rPr>
         <w:t xml:space="preserve">Now make it precise with </w:t>
       </w:r>
       <w:r>
         <w:rPr>
           <w:rFonts w:ascii="Consolas" w:hAnsi="Consolas"/>
+          <w:b w:val="0"/>
+          <w:i w:val="0"/>
           <w:sz w:val="19"/>
         </w:rPr>
         <w:t>factorial(4)</w:t>
       </w:r>
       <w:r>
+        <w:rPr>
+          <w:b w:val="0"/>
+          <w:i w:val="0"/>
+        </w:rPr>
         <w:t>. Write on the board:</w:t>
       </w:r>
     </w:p>
@@ -123,65 +164,104 @@
         <w:pStyle w:val="ListNumber"/>
       </w:pPr>
       <w:r>
+        <w:rPr>
+          <w:b w:val="0"/>
+          <w:i w:val="0"/>
+        </w:rPr>
         <w:t xml:space="preserve">Give each of 4 volunteers a tray. Student 1 writes </w:t>
       </w:r>
       <w:r>
         <w:rPr>
           <w:rFonts w:ascii="Consolas" w:hAnsi="Consolas"/>
+          <w:b w:val="0"/>
+          <w:i w:val="0"/>
           <w:sz w:val="19"/>
         </w:rPr>
         <w:t>n = 4</w:t>
       </w:r>
       <w:r>
+        <w:rPr>
+          <w:b w:val="0"/>
+          <w:i w:val="0"/>
+        </w:rPr>
         <w:t xml:space="preserve"> and "return address: print" on a sticky note, puts it on their tray and holds it. They cannot answer yet — they need </w:t>
       </w:r>
       <w:r>
         <w:rPr>
           <w:rFonts w:ascii="Consolas" w:hAnsi="Consolas"/>
+          <w:b w:val="0"/>
+          <w:i w:val="0"/>
           <w:sz w:val="19"/>
         </w:rPr>
         <w:t>factorial(3)</w:t>
       </w:r>
       <w:r>
+        <w:rPr>
+          <w:b w:val="0"/>
+          <w:i w:val="0"/>
+        </w:rPr>
         <w:t xml:space="preserve"> — so Student 2 stacks their tray (</w:t>
       </w:r>
       <w:r>
         <w:rPr>
           <w:rFonts w:ascii="Consolas" w:hAnsi="Consolas"/>
+          <w:b w:val="0"/>
+          <w:i w:val="0"/>
           <w:sz w:val="19"/>
         </w:rPr>
         <w:t>n = 3</w:t>
       </w:r>
       <w:r>
+        <w:rPr>
+          <w:b w:val="0"/>
+          <w:i w:val="0"/>
+        </w:rPr>
         <w:t xml:space="preserve">, "return to: Student 1's line") </w:t>
       </w:r>
       <w:r>
         <w:rPr>
           <w:b/>
+          <w:i w:val="0"/>
         </w:rPr>
         <w:t>on top</w:t>
       </w:r>
       <w:r>
+        <w:rPr>
+          <w:b w:val="0"/>
+          <w:i w:val="0"/>
+        </w:rPr>
         <w:t xml:space="preserve">. Repeat for </w:t>
       </w:r>
       <w:r>
         <w:rPr>
           <w:rFonts w:ascii="Consolas" w:hAnsi="Consolas"/>
+          <w:b w:val="0"/>
+          <w:i w:val="0"/>
           <w:sz w:val="19"/>
         </w:rPr>
         <w:t>n = 2</w:t>
       </w:r>
       <w:r>
+        <w:rPr>
+          <w:b w:val="0"/>
+          <w:i w:val="0"/>
+        </w:rPr>
         <w:t xml:space="preserve"> and </w:t>
       </w:r>
       <w:r>
         <w:rPr>
           <w:rFonts w:ascii="Consolas" w:hAnsi="Consolas"/>
+          <w:b w:val="0"/>
+          <w:i w:val="0"/>
           <w:sz w:val="19"/>
         </w:rPr>
         <w:t>n = 1</w:t>
       </w:r>
       <w:r>
+        <w:rPr>
+          <w:b w:val="0"/>
+          <w:i w:val="0"/>
+        </w:rPr>
         <w:t>. Physically stack all 4 trays in a pile (or students stand in a line, each resting hands on the previous person's shoulders).</w:t>
       </w:r>
     </w:p>
@@ -190,25 +270,40 @@
         <w:pStyle w:val="ListNumber"/>
       </w:pPr>
       <w:r>
+        <w:rPr>
+          <w:b w:val="0"/>
+          <w:i w:val="0"/>
+        </w:rPr>
         <w:t xml:space="preserve">Student 4 hits the base case: </w:t>
       </w:r>
       <w:r>
         <w:rPr>
           <w:rFonts w:ascii="Consolas" w:hAnsi="Consolas"/>
+          <w:b w:val="0"/>
+          <w:i w:val="0"/>
           <w:sz w:val="19"/>
         </w:rPr>
         <w:t>n == 1</w:t>
       </w:r>
       <w:r>
+        <w:rPr>
+          <w:b w:val="0"/>
+          <w:i w:val="0"/>
+        </w:rPr>
         <w:t xml:space="preserve">, so they announce "return 1", take their tray </w:t>
       </w:r>
       <w:r>
         <w:rPr>
           <w:b/>
+          <w:i w:val="0"/>
         </w:rPr>
         <w:t>off the top</w:t>
       </w:r>
       <w:r>
+        <w:rPr>
+          <w:b w:val="0"/>
+          <w:i w:val="0"/>
+        </w:rPr>
         <w:t xml:space="preserve"> and sit down.</w:t>
       </w:r>
     </w:p>
@@ -217,36 +312,58 @@
         <w:pStyle w:val="ListNumber"/>
       </w:pPr>
       <w:r>
+        <w:rPr>
+          <w:b w:val="0"/>
+          <w:i w:val="0"/>
+        </w:rPr>
         <w:t xml:space="preserve">Unwind: Student 3 computes </w:t>
       </w:r>
       <w:r>
         <w:rPr>
           <w:rFonts w:ascii="Consolas" w:hAnsi="Consolas"/>
+          <w:b w:val="0"/>
+          <w:i w:val="0"/>
           <w:sz w:val="19"/>
         </w:rPr>
         <w:t>2 × 1 = 2</w:t>
       </w:r>
       <w:r>
+        <w:rPr>
+          <w:b w:val="0"/>
+          <w:i w:val="0"/>
+        </w:rPr>
         <w:t xml:space="preserve"> and pops off; Student 2 computes </w:t>
       </w:r>
       <w:r>
         <w:rPr>
           <w:rFonts w:ascii="Consolas" w:hAnsi="Consolas"/>
+          <w:b w:val="0"/>
+          <w:i w:val="0"/>
           <w:sz w:val="19"/>
         </w:rPr>
         <w:t>3 × 2 = 6</w:t>
       </w:r>
       <w:r>
+        <w:rPr>
+          <w:b w:val="0"/>
+          <w:i w:val="0"/>
+        </w:rPr>
         <w:t xml:space="preserve">; Student 1 computes </w:t>
       </w:r>
       <w:r>
         <w:rPr>
           <w:rFonts w:ascii="Consolas" w:hAnsi="Consolas"/>
+          <w:b w:val="0"/>
+          <w:i w:val="0"/>
           <w:sz w:val="19"/>
         </w:rPr>
         <w:t>4 × 6 = 24</w:t>
       </w:r>
       <w:r>
+        <w:rPr>
+          <w:b w:val="0"/>
+          <w:i w:val="0"/>
+        </w:rPr>
         <w:t xml:space="preserve"> and shouts the final answer.</w:t>
       </w:r>
     </w:p>
@@ -255,6 +372,10 @@
         <w:pStyle w:val="ListNumber"/>
       </w:pPr>
       <w:r>
+        <w:rPr>
+          <w:b w:val="0"/>
+          <w:i w:val="0"/>
+        </w:rPr>
         <w:t>Ask: "What order did trays go on? What order did they come off?" (LIFO — this pile IS the call stack; each tray is a stack frame holding a parameter, locals and a return address.)</w:t>
       </w:r>
     </w:p>
@@ -263,15 +384,24 @@
         <w:pStyle w:val="ListNumber"/>
       </w:pPr>
       <w:r>
+        <w:rPr>
+          <w:b w:val="0"/>
+          <w:i w:val="0"/>
+        </w:rPr>
         <w:t xml:space="preserve">Finally, cross out the base case on the board and ask what happens to the tray pile. (It grows forever — until the canteen runs out of trays: </w:t>
       </w:r>
       <w:r>
         <w:rPr>
           <w:b/>
+          <w:i w:val="0"/>
         </w:rPr>
         <w:t>stack overflow</w:t>
       </w:r>
       <w:r>
+        <w:rPr>
+          <w:b w:val="0"/>
+          <w:i w:val="0"/>
+        </w:rPr>
         <w:t>.)</w:t>
       </w:r>
     </w:p>
@@ -279,6 +409,7 @@
       <w:r>
         <w:rPr>
           <w:b/>
+          <w:i w:val="0"/>
         </w:rPr>
         <w:t>Answers / expected outcomes:</w:t>
       </w:r>
@@ -288,46 +419,74 @@
         <w:pStyle w:val="ListBullet"/>
       </w:pPr>
       <w:r>
+        <w:rPr>
+          <w:b w:val="0"/>
+          <w:i w:val="0"/>
+        </w:rPr>
         <w:t xml:space="preserve">Frames pushed: </w:t>
       </w:r>
       <w:r>
         <w:rPr>
           <w:rFonts w:ascii="Consolas" w:hAnsi="Consolas"/>
+          <w:b w:val="0"/>
+          <w:i w:val="0"/>
           <w:sz w:val="19"/>
         </w:rPr>
         <w:t>factorial(4)</w:t>
       </w:r>
       <w:r>
+        <w:rPr>
+          <w:b w:val="0"/>
+          <w:i w:val="0"/>
+        </w:rPr>
         <w:t xml:space="preserve">, </w:t>
       </w:r>
       <w:r>
         <w:rPr>
           <w:rFonts w:ascii="Consolas" w:hAnsi="Consolas"/>
+          <w:b w:val="0"/>
+          <w:i w:val="0"/>
           <w:sz w:val="19"/>
         </w:rPr>
         <w:t>factorial(3)</w:t>
       </w:r>
       <w:r>
+        <w:rPr>
+          <w:b w:val="0"/>
+          <w:i w:val="0"/>
+        </w:rPr>
         <w:t xml:space="preserve">, </w:t>
       </w:r>
       <w:r>
         <w:rPr>
           <w:rFonts w:ascii="Consolas" w:hAnsi="Consolas"/>
+          <w:b w:val="0"/>
+          <w:i w:val="0"/>
           <w:sz w:val="19"/>
         </w:rPr>
         <w:t>factorial(2)</w:t>
       </w:r>
       <w:r>
+        <w:rPr>
+          <w:b w:val="0"/>
+          <w:i w:val="0"/>
+        </w:rPr>
         <w:t xml:space="preserve">, </w:t>
       </w:r>
       <w:r>
         <w:rPr>
           <w:rFonts w:ascii="Consolas" w:hAnsi="Consolas"/>
+          <w:b w:val="0"/>
+          <w:i w:val="0"/>
           <w:sz w:val="19"/>
         </w:rPr>
         <w:t>factorial(1)</w:t>
       </w:r>
       <w:r>
+        <w:rPr>
+          <w:b w:val="0"/>
+          <w:i w:val="0"/>
+        </w:rPr>
         <w:t xml:space="preserve"> — popped in reverse (LIFO).</w:t>
       </w:r>
     </w:p>
@@ -336,55 +495,88 @@
         <w:pStyle w:val="ListBullet"/>
       </w:pPr>
       <w:r>
+        <w:rPr>
+          <w:b w:val="0"/>
+          <w:i w:val="0"/>
+        </w:rPr>
         <w:t xml:space="preserve">Returns in order: </w:t>
       </w:r>
       <w:r>
         <w:rPr>
           <w:rFonts w:ascii="Consolas" w:hAnsi="Consolas"/>
+          <w:b w:val="0"/>
+          <w:i w:val="0"/>
           <w:sz w:val="19"/>
         </w:rPr>
         <w:t>1</w:t>
       </w:r>
       <w:r>
+        <w:rPr>
+          <w:b w:val="0"/>
+          <w:i w:val="0"/>
+        </w:rPr>
         <w:t xml:space="preserve">, then </w:t>
       </w:r>
       <w:r>
         <w:rPr>
           <w:rFonts w:ascii="Consolas" w:hAnsi="Consolas"/>
+          <w:b w:val="0"/>
+          <w:i w:val="0"/>
           <w:sz w:val="19"/>
         </w:rPr>
         <w:t>2×1 = 2</w:t>
       </w:r>
       <w:r>
+        <w:rPr>
+          <w:b w:val="0"/>
+          <w:i w:val="0"/>
+        </w:rPr>
         <w:t xml:space="preserve">, then </w:t>
       </w:r>
       <w:r>
         <w:rPr>
           <w:rFonts w:ascii="Consolas" w:hAnsi="Consolas"/>
+          <w:b w:val="0"/>
+          <w:i w:val="0"/>
           <w:sz w:val="19"/>
         </w:rPr>
         <w:t>3×2 = 6</w:t>
       </w:r>
       <w:r>
+        <w:rPr>
+          <w:b w:val="0"/>
+          <w:i w:val="0"/>
+        </w:rPr>
         <w:t xml:space="preserve">, then </w:t>
       </w:r>
       <w:r>
         <w:rPr>
           <w:rFonts w:ascii="Consolas" w:hAnsi="Consolas"/>
+          <w:b w:val="0"/>
+          <w:i w:val="0"/>
           <w:sz w:val="19"/>
         </w:rPr>
         <w:t>4×6 = 24</w:t>
       </w:r>
       <w:r>
+        <w:rPr>
+          <w:b w:val="0"/>
+          <w:i w:val="0"/>
+        </w:rPr>
         <w:t xml:space="preserve">. Final output: </w:t>
       </w:r>
       <w:r>
         <w:rPr>
           <w:b/>
+          <w:i w:val="0"/>
         </w:rPr>
         <w:t>24</w:t>
       </w:r>
       <w:r>
+        <w:rPr>
+          <w:b w:val="0"/>
+          <w:i w:val="0"/>
+        </w:rPr>
         <w:t>.</w:t>
       </w:r>
     </w:p>
@@ -393,15 +585,24 @@
         <w:pStyle w:val="ListBullet"/>
       </w:pPr>
       <w:r>
+        <w:rPr>
+          <w:b w:val="0"/>
+          <w:i w:val="0"/>
+        </w:rPr>
         <w:t xml:space="preserve">No base case → frames pushed forever → </w:t>
       </w:r>
       <w:r>
         <w:rPr>
           <w:b/>
+          <w:i w:val="0"/>
         </w:rPr>
         <w:t>stack overflow</w:t>
       </w:r>
       <w:r>
+        <w:rPr>
+          <w:b w:val="0"/>
+          <w:i w:val="0"/>
+        </w:rPr>
         <w:t>.</w:t>
       </w:r>
     </w:p>
@@ -410,15 +611,24 @@
         <w:pStyle w:val="ListBullet"/>
       </w:pPr>
       <w:r>
+        <w:rPr>
+          <w:b w:val="0"/>
+          <w:i w:val="0"/>
+        </w:rPr>
         <w:t xml:space="preserve">Students should use the vocabulary: </w:t>
       </w:r>
       <w:r>
         <w:rPr>
+          <w:b w:val="0"/>
           <w:i/>
         </w:rPr>
         <w:t>base case, recursive/general case, stack frame, push, pop, return address, LIFO, stack overflow</w:t>
       </w:r>
       <w:r>
+        <w:rPr>
+          <w:b w:val="0"/>
+          <w:i w:val="0"/>
+        </w:rPr>
         <w:t>.</w:t>
       </w:r>
     </w:p>
@@ -426,50 +636,79 @@
       <w:r>
         <w:rPr>
           <w:b/>
+          <w:i w:val="0"/>
         </w:rPr>
         <w:t>Stretch:</w:t>
       </w:r>
       <w:r>
+        <w:rPr>
+          <w:b w:val="0"/>
+          <w:i w:val="0"/>
+        </w:rPr>
         <w:t xml:space="preserve"> Trace </w:t>
       </w:r>
       <w:r>
         <w:rPr>
           <w:rFonts w:ascii="Consolas" w:hAnsi="Consolas"/>
+          <w:b w:val="0"/>
+          <w:i w:val="0"/>
           <w:sz w:val="19"/>
         </w:rPr>
         <w:t>factorial(0)</w:t>
       </w:r>
       <w:r>
+        <w:rPr>
+          <w:b w:val="0"/>
+          <w:i w:val="0"/>
+        </w:rPr>
         <w:t xml:space="preserve"> with this code (base case </w:t>
       </w:r>
       <w:r>
         <w:rPr>
           <w:rFonts w:ascii="Consolas" w:hAnsi="Consolas"/>
+          <w:b w:val="0"/>
+          <w:i w:val="0"/>
           <w:sz w:val="19"/>
         </w:rPr>
         <w:t>n == 1</w:t>
       </w:r>
       <w:r>
+        <w:rPr>
+          <w:b w:val="0"/>
+          <w:i w:val="0"/>
+        </w:rPr>
         <w:t xml:space="preserve"> is never reached for n = 0 — it overflows; fix by changing the base case to </w:t>
       </w:r>
       <w:r>
         <w:rPr>
           <w:rFonts w:ascii="Consolas" w:hAnsi="Consolas"/>
+          <w:b w:val="0"/>
+          <w:i w:val="0"/>
           <w:sz w:val="19"/>
         </w:rPr>
         <w:t>n &lt;= 1</w:t>
       </w:r>
       <w:r>
+        <w:rPr>
+          <w:b w:val="0"/>
+          <w:i w:val="0"/>
+        </w:rPr>
         <w:t xml:space="preserve"> or </w:t>
       </w:r>
       <w:r>
         <w:rPr>
           <w:rFonts w:ascii="Consolas" w:hAnsi="Consolas"/>
+          <w:b w:val="0"/>
+          <w:i w:val="0"/>
           <w:sz w:val="19"/>
         </w:rPr>
         <w:t>n == 0</w:t>
       </w:r>
       <w:r>
+        <w:rPr>
+          <w:b w:val="0"/>
+          <w:i w:val="0"/>
+        </w:rPr>
         <w:t>). Then challenge students to rewrite factorial iteratively and state the memory trade-off (one set of variables vs one frame per call).</w:t>
       </w:r>
     </w:p>
@@ -485,6 +724,10 @@
         <w:pStyle w:val="Heading3"/>
       </w:pPr>
       <w:r>
+        <w:rPr>
+          <w:b w:val="0"/>
+          <w:i w:val="0"/>
+        </w:rPr>
         <w:t>Parson's Problem: The Bouncer's Loop (Parson's problem · 10 min · pairs)</w:t>
       </w:r>
     </w:p>
@@ -492,10 +735,15 @@
       <w:r>
         <w:rPr>
           <w:b/>
+          <w:i w:val="0"/>
         </w:rPr>
         <w:t>Resources:</w:t>
       </w:r>
       <w:r>
+        <w:rPr>
+          <w:b w:val="0"/>
+          <w:i w:val="0"/>
+        </w:rPr>
         <w:t xml:space="preserve"> One envelope per pair containing the 8 code strips below, pre-shuffled (print, cut into strips). One strip is a deliberate distractor.</w:t>
       </w:r>
     </w:p>
@@ -503,6 +751,7 @@
       <w:r>
         <w:rPr>
           <w:b/>
+          <w:i w:val="0"/>
         </w:rPr>
         <w:t>How it runs:</w:t>
       </w:r>
@@ -512,15 +761,24 @@
         <w:pStyle w:val="ListNumber"/>
       </w:pPr>
       <w:r>
+        <w:rPr>
+          <w:b w:val="0"/>
+          <w:i w:val="0"/>
+        </w:rPr>
         <w:t xml:space="preserve">Brief: "This program must keep asking for an age until it gets one between 11 and 18 inclusive, telling the user off after each bad attempt. It must ask </w:t>
       </w:r>
       <w:r>
         <w:rPr>
           <w:b/>
+          <w:i w:val="0"/>
         </w:rPr>
         <w:t>at least once</w:t>
       </w:r>
       <w:r>
+        <w:rPr>
+          <w:b w:val="0"/>
+          <w:i w:val="0"/>
+        </w:rPr>
         <w:t>. Rebuild it — one strip is a red herring and must be left out."</w:t>
       </w:r>
     </w:p>
@@ -529,6 +787,10 @@
         <w:pStyle w:val="ListNumber"/>
       </w:pPr>
       <w:r>
+        <w:rPr>
+          <w:b w:val="0"/>
+          <w:i w:val="0"/>
+        </w:rPr>
         <w:t>Hand out the shuffled strips:</w:t>
       </w:r>
     </w:p>
@@ -539,15 +801,22 @@
       <w:r>
         <w:rPr>
           <w:b/>
+          <w:i w:val="0"/>
         </w:rPr>
         <w:t>A</w:t>
       </w:r>
       <w:r>
+        <w:rPr>
+          <w:b w:val="0"/>
+          <w:i w:val="0"/>
+        </w:rPr>
         <w:t xml:space="preserve"> </w:t>
       </w:r>
       <w:r>
         <w:rPr>
           <w:rFonts w:ascii="Consolas" w:hAnsi="Consolas"/>
+          <w:b w:val="0"/>
+          <w:i w:val="0"/>
           <w:sz w:val="19"/>
         </w:rPr>
         <w:t>until age &gt;= 11 AND age &lt;= 18</w:t>
@@ -560,15 +829,22 @@
       <w:r>
         <w:rPr>
           <w:b/>
+          <w:i w:val="0"/>
         </w:rPr>
         <w:t>B</w:t>
       </w:r>
       <w:r>
+        <w:rPr>
+          <w:b w:val="0"/>
+          <w:i w:val="0"/>
+        </w:rPr>
         <w:t xml:space="preserve"> </w:t>
       </w:r>
       <w:r>
         <w:rPr>
           <w:rFonts w:ascii="Consolas" w:hAnsi="Consolas"/>
+          <w:b w:val="0"/>
+          <w:i w:val="0"/>
           <w:sz w:val="19"/>
         </w:rPr>
         <w:t xml:space="preserve">    age = int(input("Enter age (11-18): "))</w:t>
@@ -581,15 +857,22 @@
       <w:r>
         <w:rPr>
           <w:b/>
+          <w:i w:val="0"/>
         </w:rPr>
         <w:t>C</w:t>
       </w:r>
       <w:r>
+        <w:rPr>
+          <w:b w:val="0"/>
+          <w:i w:val="0"/>
+        </w:rPr>
         <w:t xml:space="preserve"> </w:t>
       </w:r>
       <w:r>
         <w:rPr>
           <w:rFonts w:ascii="Consolas" w:hAnsi="Consolas"/>
+          <w:b w:val="0"/>
+          <w:i w:val="0"/>
           <w:sz w:val="19"/>
         </w:rPr>
         <w:t>do</w:t>
@@ -602,15 +885,22 @@
       <w:r>
         <w:rPr>
           <w:b/>
+          <w:i w:val="0"/>
         </w:rPr>
         <w:t>D</w:t>
       </w:r>
       <w:r>
+        <w:rPr>
+          <w:b w:val="0"/>
+          <w:i w:val="0"/>
+        </w:rPr>
         <w:t xml:space="preserve"> </w:t>
       </w:r>
       <w:r>
         <w:rPr>
           <w:rFonts w:ascii="Consolas" w:hAnsi="Consolas"/>
+          <w:b w:val="0"/>
+          <w:i w:val="0"/>
           <w:sz w:val="19"/>
         </w:rPr>
         <w:t>print("Thanks, age recorded: " + str(age))</w:t>
@@ -623,15 +913,22 @@
       <w:r>
         <w:rPr>
           <w:b/>
+          <w:i w:val="0"/>
         </w:rPr>
         <w:t>E</w:t>
       </w:r>
       <w:r>
+        <w:rPr>
+          <w:b w:val="0"/>
+          <w:i w:val="0"/>
+        </w:rPr>
         <w:t xml:space="preserve"> </w:t>
       </w:r>
       <w:r>
         <w:rPr>
           <w:rFonts w:ascii="Consolas" w:hAnsi="Consolas"/>
+          <w:b w:val="0"/>
+          <w:i w:val="0"/>
           <w:sz w:val="19"/>
         </w:rPr>
         <w:t xml:space="preserve">    if age &lt; 11 OR age &gt; 18 then</w:t>
@@ -644,15 +941,22 @@
       <w:r>
         <w:rPr>
           <w:b/>
+          <w:i w:val="0"/>
         </w:rPr>
         <w:t>F</w:t>
       </w:r>
       <w:r>
+        <w:rPr>
+          <w:b w:val="0"/>
+          <w:i w:val="0"/>
+        </w:rPr>
         <w:t xml:space="preserve"> </w:t>
       </w:r>
       <w:r>
         <w:rPr>
           <w:rFonts w:ascii="Consolas" w:hAnsi="Consolas"/>
+          <w:b w:val="0"/>
+          <w:i w:val="0"/>
           <w:sz w:val="19"/>
         </w:rPr>
         <w:t xml:space="preserve">        print("Out of range - try again")</w:t>
@@ -665,15 +969,22 @@
       <w:r>
         <w:rPr>
           <w:b/>
+          <w:i w:val="0"/>
         </w:rPr>
         <w:t>G</w:t>
       </w:r>
       <w:r>
+        <w:rPr>
+          <w:b w:val="0"/>
+          <w:i w:val="0"/>
+        </w:rPr>
         <w:t xml:space="preserve"> </w:t>
       </w:r>
       <w:r>
         <w:rPr>
           <w:rFonts w:ascii="Consolas" w:hAnsi="Consolas"/>
+          <w:b w:val="0"/>
+          <w:i w:val="0"/>
           <w:sz w:val="19"/>
         </w:rPr>
         <w:t xml:space="preserve">    endif</w:t>
@@ -686,24 +997,36 @@
       <w:r>
         <w:rPr>
           <w:b/>
+          <w:i w:val="0"/>
         </w:rPr>
         <w:t>H</w:t>
       </w:r>
       <w:r>
+        <w:rPr>
+          <w:b w:val="0"/>
+          <w:i w:val="0"/>
+        </w:rPr>
         <w:t xml:space="preserve"> </w:t>
       </w:r>
       <w:r>
         <w:rPr>
           <w:rFonts w:ascii="Consolas" w:hAnsi="Consolas"/>
+          <w:b w:val="0"/>
+          <w:i w:val="0"/>
           <w:sz w:val="19"/>
         </w:rPr>
         <w:t>while age &gt;= 11 AND age &lt;= 18</w:t>
       </w:r>
       <w:r>
+        <w:rPr>
+          <w:b w:val="0"/>
+          <w:i w:val="0"/>
+        </w:rPr>
         <w:t xml:space="preserve"> </w:t>
       </w:r>
       <w:r>
         <w:rPr>
+          <w:b w:val="0"/>
           <w:i/>
         </w:rPr>
         <w:t>(distractor)</w:t>
@@ -714,16 +1037,26 @@
         <w:pStyle w:val="ListNumber"/>
       </w:pPr>
       <w:r>
+        <w:rPr>
+          <w:b w:val="0"/>
+          <w:i w:val="0"/>
+        </w:rPr>
         <w:t xml:space="preserve">Pairs arrange strips; when they think they're done, they must trace inputs </w:t>
       </w:r>
       <w:r>
         <w:rPr>
           <w:rFonts w:ascii="Consolas" w:hAnsi="Consolas"/>
+          <w:b w:val="0"/>
+          <w:i w:val="0"/>
           <w:sz w:val="19"/>
         </w:rPr>
         <w:t>9, 25, 14</w:t>
       </w:r>
       <w:r>
+        <w:rPr>
+          <w:b w:val="0"/>
+          <w:i w:val="0"/>
+        </w:rPr>
         <w:t xml:space="preserve"> on a mini-whiteboard before you check their order.</w:t>
       </w:r>
     </w:p>
@@ -732,46 +1065,74 @@
         <w:pStyle w:val="ListNumber"/>
       </w:pPr>
       <w:r>
+        <w:rPr>
+          <w:b w:val="0"/>
+          <w:i w:val="0"/>
+        </w:rPr>
         <w:t xml:space="preserve">Debrief: why is </w:t>
       </w:r>
       <w:r>
         <w:rPr>
           <w:rFonts w:ascii="Consolas" w:hAnsi="Consolas"/>
+          <w:b w:val="0"/>
+          <w:i w:val="0"/>
           <w:sz w:val="19"/>
         </w:rPr>
         <w:t>do…until</w:t>
       </w:r>
       <w:r>
+        <w:rPr>
+          <w:b w:val="0"/>
+          <w:i w:val="0"/>
+        </w:rPr>
         <w:t xml:space="preserve"> the right loop here, not </w:t>
       </w:r>
       <w:r>
         <w:rPr>
           <w:rFonts w:ascii="Consolas" w:hAnsi="Consolas"/>
+          <w:b w:val="0"/>
+          <w:i w:val="0"/>
           <w:sz w:val="19"/>
         </w:rPr>
         <w:t>while</w:t>
       </w:r>
       <w:r>
+        <w:rPr>
+          <w:b w:val="0"/>
+          <w:i w:val="0"/>
+        </w:rPr>
         <w:t xml:space="preserve">? (Post-conditioned — the body always runs at least once, so the user is always asked; a pre-conditioned </w:t>
       </w:r>
       <w:r>
         <w:rPr>
           <w:rFonts w:ascii="Consolas" w:hAnsi="Consolas"/>
+          <w:b w:val="0"/>
+          <w:i w:val="0"/>
           <w:sz w:val="19"/>
         </w:rPr>
         <w:t>while</w:t>
       </w:r>
       <w:r>
+        <w:rPr>
+          <w:b w:val="0"/>
+          <w:i w:val="0"/>
+        </w:rPr>
         <w:t xml:space="preserve"> would test </w:t>
       </w:r>
       <w:r>
         <w:rPr>
           <w:rFonts w:ascii="Consolas" w:hAnsi="Consolas"/>
+          <w:b w:val="0"/>
+          <w:i w:val="0"/>
           <w:sz w:val="19"/>
         </w:rPr>
         <w:t>age</w:t>
       </w:r>
       <w:r>
+        <w:rPr>
+          <w:b w:val="0"/>
+          <w:i w:val="0"/>
+        </w:rPr>
         <w:t xml:space="preserve"> before it has a sensible value.)</w:t>
       </w:r>
     </w:p>
@@ -779,6 +1140,7 @@
       <w:r>
         <w:rPr>
           <w:b/>
+          <w:i w:val="0"/>
         </w:rPr>
         <w:t>Answers / expected outcomes:</w:t>
       </w:r>
@@ -788,25 +1150,40 @@
         <w:pStyle w:val="ListBullet"/>
       </w:pPr>
       <w:r>
+        <w:rPr>
+          <w:b w:val="0"/>
+          <w:i w:val="0"/>
+        </w:rPr>
         <w:t xml:space="preserve">Correct order: </w:t>
       </w:r>
       <w:r>
         <w:rPr>
           <w:b/>
+          <w:i w:val="0"/>
         </w:rPr>
         <w:t>C, B, E, F, G, A, D</w:t>
       </w:r>
       <w:r>
+        <w:rPr>
+          <w:b w:val="0"/>
+          <w:i w:val="0"/>
+        </w:rPr>
         <w:t xml:space="preserve"> (H is the distractor — it is a pre-condition test and its logic is inverted relative to the </w:t>
       </w:r>
       <w:r>
         <w:rPr>
           <w:rFonts w:ascii="Consolas" w:hAnsi="Consolas"/>
+          <w:b w:val="0"/>
+          <w:i w:val="0"/>
           <w:sz w:val="19"/>
         </w:rPr>
         <w:t>until</w:t>
       </w:r>
       <w:r>
+        <w:rPr>
+          <w:b w:val="0"/>
+          <w:i w:val="0"/>
+        </w:rPr>
         <w:t>).</w:t>
       </w:r>
     </w:p>
@@ -815,36 +1192,58 @@
         <w:pStyle w:val="ListBullet"/>
       </w:pPr>
       <w:r>
+        <w:rPr>
+          <w:b w:val="0"/>
+          <w:i w:val="0"/>
+        </w:rPr>
         <w:t xml:space="preserve">Trace for inputs 9, 25, 14: </w:t>
       </w:r>
       <w:r>
         <w:rPr>
           <w:rFonts w:ascii="Consolas" w:hAnsi="Consolas"/>
+          <w:b w:val="0"/>
+          <w:i w:val="0"/>
           <w:sz w:val="19"/>
         </w:rPr>
         <w:t>Out of range - try again</w:t>
       </w:r>
       <w:r>
+        <w:rPr>
+          <w:b w:val="0"/>
+          <w:i w:val="0"/>
+        </w:rPr>
         <w:t xml:space="preserve"> → </w:t>
       </w:r>
       <w:r>
         <w:rPr>
           <w:rFonts w:ascii="Consolas" w:hAnsi="Consolas"/>
+          <w:b w:val="0"/>
+          <w:i w:val="0"/>
           <w:sz w:val="19"/>
         </w:rPr>
         <w:t>Out of range - try again</w:t>
       </w:r>
       <w:r>
+        <w:rPr>
+          <w:b w:val="0"/>
+          <w:i w:val="0"/>
+        </w:rPr>
         <w:t xml:space="preserve"> → </w:t>
       </w:r>
       <w:r>
         <w:rPr>
           <w:rFonts w:ascii="Consolas" w:hAnsi="Consolas"/>
+          <w:b w:val="0"/>
+          <w:i w:val="0"/>
           <w:sz w:val="19"/>
         </w:rPr>
         <w:t>Thanks, age recorded: 14</w:t>
       </w:r>
       <w:r>
+        <w:rPr>
+          <w:b w:val="0"/>
+          <w:i w:val="0"/>
+        </w:rPr>
         <w:t>.</w:t>
       </w:r>
     </w:p>
@@ -853,6 +1252,10 @@
         <w:pStyle w:val="ListBullet"/>
       </w:pPr>
       <w:r>
+        <w:rPr>
+          <w:b w:val="0"/>
+          <w:i w:val="0"/>
+        </w:rPr>
         <w:t>Key vocabulary surfaced: condition-controlled iteration, post-conditioned loop, validation.</w:t>
       </w:r>
     </w:p>
@@ -860,30 +1263,47 @@
       <w:r>
         <w:rPr>
           <w:b/>
+          <w:i w:val="0"/>
         </w:rPr>
         <w:t>Stretch:</w:t>
       </w:r>
       <w:r>
+        <w:rPr>
+          <w:b w:val="0"/>
+          <w:i w:val="0"/>
+        </w:rPr>
         <w:t xml:space="preserve"> Rewrite the same validation using </w:t>
       </w:r>
       <w:r>
         <w:rPr>
           <w:rFonts w:ascii="Consolas" w:hAnsi="Consolas"/>
+          <w:b w:val="0"/>
+          <w:i w:val="0"/>
           <w:sz w:val="19"/>
         </w:rPr>
         <w:t>while</w:t>
       </w:r>
       <w:r>
+        <w:rPr>
+          <w:b w:val="0"/>
+          <w:i w:val="0"/>
+        </w:rPr>
         <w:t xml:space="preserve"> (needs a priming input before the loop, or a flag such as </w:t>
       </w:r>
       <w:r>
         <w:rPr>
           <w:rFonts w:ascii="Consolas" w:hAnsi="Consolas"/>
+          <w:b w:val="0"/>
+          <w:i w:val="0"/>
           <w:sz w:val="19"/>
         </w:rPr>
         <w:t>valid = false</w:t>
       </w:r>
       <w:r>
+        <w:rPr>
+          <w:b w:val="0"/>
+          <w:i w:val="0"/>
+        </w:rPr>
         <w:t>). Which version has less repeated code? Then extend: reject non-numeric input too.</w:t>
       </w:r>
     </w:p>
@@ -899,6 +1319,10 @@
         <w:pStyle w:val="Heading3"/>
       </w:pPr>
       <w:r>
+        <w:rPr>
+          <w:b w:val="0"/>
+          <w:i w:val="0"/>
+        </w:rPr>
         <w:t>Sticky Notes vs the Shared Whiteboard (unplugged demo · 10 min · whole class)</w:t>
       </w:r>
     </w:p>
@@ -906,20 +1330,31 @@
       <w:r>
         <w:rPr>
           <w:b/>
+          <w:i w:val="0"/>
         </w:rPr>
         <w:t>Resources:</w:t>
       </w:r>
       <w:r>
+        <w:rPr>
+          <w:b w:val="0"/>
+          <w:i w:val="0"/>
+        </w:rPr>
         <w:t xml:space="preserve"> Sticky notes; a whiteboard (or one large flipchart sheet) labelled </w:t>
       </w:r>
       <w:r>
         <w:rPr>
           <w:rFonts w:ascii="Consolas" w:hAnsi="Consolas"/>
+          <w:b w:val="0"/>
+          <w:i w:val="0"/>
           <w:sz w:val="19"/>
         </w:rPr>
         <w:t>playerScore</w:t>
       </w:r>
       <w:r>
+        <w:rPr>
+          <w:b w:val="0"/>
+          <w:i w:val="0"/>
+        </w:rPr>
         <w:t>; marker; this code on the board:</w:t>
       </w:r>
     </w:p>
@@ -952,6 +1387,7 @@
       <w:r>
         <w:rPr>
           <w:b/>
+          <w:i w:val="0"/>
         </w:rPr>
         <w:t>How it runs:</w:t>
       </w:r>
@@ -961,26 +1397,42 @@
         <w:pStyle w:val="ListNumber"/>
       </w:pPr>
       <w:r>
+        <w:rPr>
+          <w:b w:val="0"/>
+          <w:i w:val="0"/>
+        </w:rPr>
         <w:t xml:space="preserve">Write </w:t>
       </w:r>
       <w:r>
         <w:rPr>
           <w:rFonts w:ascii="Consolas" w:hAnsi="Consolas"/>
+          <w:b w:val="0"/>
+          <w:i w:val="0"/>
           <w:sz w:val="19"/>
         </w:rPr>
         <w:t>50</w:t>
       </w:r>
       <w:r>
+        <w:rPr>
+          <w:b w:val="0"/>
+          <w:i w:val="0"/>
+        </w:rPr>
         <w:t xml:space="preserve"> on the whiteboard under the label </w:t>
       </w:r>
       <w:r>
         <w:rPr>
           <w:rFonts w:ascii="Consolas" w:hAnsi="Consolas"/>
+          <w:b w:val="0"/>
+          <w:i w:val="0"/>
           <w:sz w:val="19"/>
         </w:rPr>
         <w:t>playerScore</w:t>
       </w:r>
       <w:r>
+        <w:rPr>
+          <w:b w:val="0"/>
+          <w:i w:val="0"/>
+        </w:rPr>
         <w:t xml:space="preserve"> — this is the variable in memory.</w:t>
       </w:r>
     </w:p>
@@ -991,47 +1443,89 @@
       <w:r>
         <w:rPr>
           <w:b/>
-        </w:rPr>
-        <w:t>Round 1 — by value (`byVal`).</w:t>
-      </w:r>
-      <w:r>
+          <w:i w:val="0"/>
+        </w:rPr>
+        <w:t>Round 1 — by value (</w:t>
+      </w:r>
+      <w:r>
+        <w:rPr>
+          <w:rFonts w:ascii="Consolas" w:hAnsi="Consolas"/>
+          <w:b/>
+          <w:i w:val="0"/>
+          <w:sz w:val="19"/>
+        </w:rPr>
+        <w:t>byVal</w:t>
+      </w:r>
+      <w:r>
+        <w:rPr>
+          <w:b/>
+          <w:i w:val="0"/>
+        </w:rPr>
+        <w:t>).</w:t>
+      </w:r>
+      <w:r>
+        <w:rPr>
+          <w:b w:val="0"/>
+          <w:i w:val="0"/>
+        </w:rPr>
         <w:t xml:space="preserve"> Call a volunteer "the subroutine". Copy the value onto a </w:t>
       </w:r>
       <w:r>
         <w:rPr>
           <w:b/>
+          <w:i w:val="0"/>
         </w:rPr>
         <w:t>sticky note</w:t>
       </w:r>
       <w:r>
+        <w:rPr>
+          <w:b w:val="0"/>
+          <w:i w:val="0"/>
+        </w:rPr>
         <w:t xml:space="preserve"> (</w:t>
       </w:r>
       <w:r>
         <w:rPr>
           <w:rFonts w:ascii="Consolas" w:hAnsi="Consolas"/>
+          <w:b w:val="0"/>
+          <w:i w:val="0"/>
           <w:sz w:val="19"/>
         </w:rPr>
         <w:t>score = 50</w:t>
       </w:r>
       <w:r>
+        <w:rPr>
+          <w:b w:val="0"/>
+          <w:i w:val="0"/>
+        </w:rPr>
         <w:t xml:space="preserve">) and hand it to them: "you got a </w:t>
       </w:r>
       <w:r>
         <w:rPr>
+          <w:b w:val="0"/>
           <w:i/>
         </w:rPr>
         <w:t>copy</w:t>
       </w:r>
       <w:r>
+        <w:rPr>
+          <w:b w:val="0"/>
+          <w:i w:val="0"/>
+        </w:rPr>
         <w:t xml:space="preserve">". They add 10 </w:t>
       </w:r>
       <w:r>
         <w:rPr>
           <w:b/>
+          <w:i w:val="0"/>
         </w:rPr>
         <w:t>on the sticky note only</w:t>
       </w:r>
       <w:r>
+        <w:rPr>
+          <w:b w:val="0"/>
+          <w:i w:val="0"/>
+        </w:rPr>
         <w:t xml:space="preserve"> (60) and announce "inside: 60". When the subroutine ends, theatrically screw up the sticky note and bin it (local lifetime over). Ask the class to predict the second print, then reveal the whiteboard: still 50.</w:t>
       </w:r>
     </w:p>
@@ -1042,38 +1536,75 @@
       <w:r>
         <w:rPr>
           <w:b/>
-        </w:rPr>
-        <w:t>Round 2 — by reference (`byRef`).</w:t>
-      </w:r>
-      <w:r>
+          <w:i w:val="0"/>
+        </w:rPr>
+        <w:t>Round 2 — by reference (</w:t>
+      </w:r>
+      <w:r>
+        <w:rPr>
+          <w:rFonts w:ascii="Consolas" w:hAnsi="Consolas"/>
+          <w:b/>
+          <w:i w:val="0"/>
+          <w:sz w:val="19"/>
+        </w:rPr>
+        <w:t>byRef</w:t>
+      </w:r>
+      <w:r>
+        <w:rPr>
+          <w:b/>
+          <w:i w:val="0"/>
+        </w:rPr>
+        <w:t>).</w:t>
+      </w:r>
+      <w:r>
+        <w:rPr>
+          <w:b w:val="0"/>
+          <w:i w:val="0"/>
+        </w:rPr>
         <w:t xml:space="preserve"> Change the signature to </w:t>
       </w:r>
       <w:r>
         <w:rPr>
           <w:rFonts w:ascii="Consolas" w:hAnsi="Consolas"/>
+          <w:b w:val="0"/>
+          <w:i w:val="0"/>
           <w:sz w:val="19"/>
         </w:rPr>
         <w:t>score:byRef</w:t>
       </w:r>
       <w:r>
+        <w:rPr>
+          <w:b w:val="0"/>
+          <w:i w:val="0"/>
+        </w:rPr>
         <w:t xml:space="preserve">. This time hand the volunteer a sticky note with </w:t>
       </w:r>
       <w:r>
         <w:rPr>
           <w:b/>
+          <w:i w:val="0"/>
         </w:rPr>
         <w:t>an arrow drawn on it pointing at the whiteboard</w:t>
       </w:r>
       <w:r>
+        <w:rPr>
+          <w:b w:val="0"/>
+          <w:i w:val="0"/>
+        </w:rPr>
         <w:t xml:space="preserve"> — "you got the </w:t>
       </w:r>
       <w:r>
         <w:rPr>
+          <w:b w:val="0"/>
           <w:i/>
         </w:rPr>
         <w:t>address</w:t>
       </w:r>
       <w:r>
+        <w:rPr>
+          <w:b w:val="0"/>
+          <w:i w:val="0"/>
+        </w:rPr>
         <w:t>, not a copy". They walk to the whiteboard and change 50 to 60 directly. Bin the arrow note at the end — but the whiteboard now says 60.</w:t>
       </w:r>
     </w:p>
@@ -1082,6 +1613,10 @@
         <w:pStyle w:val="ListNumber"/>
       </w:pPr>
       <w:r>
+        <w:rPr>
+          <w:b w:val="0"/>
+          <w:i w:val="0"/>
+        </w:rPr>
         <w:t>Class writes one sentence for each round starting "The original was…".</w:t>
       </w:r>
     </w:p>
@@ -1089,6 +1624,7 @@
       <w:r>
         <w:rPr>
           <w:b/>
+          <w:i w:val="0"/>
         </w:rPr>
         <w:t>Answers / expected outcomes:</w:t>
       </w:r>
@@ -1098,44 +1634,70 @@
         <w:pStyle w:val="ListBullet"/>
       </w:pPr>
       <w:r>
+        <w:rPr>
+          <w:b w:val="0"/>
+          <w:i w:val="0"/>
+        </w:rPr>
         <w:t xml:space="preserve">By value: </w:t>
       </w:r>
       <w:r>
         <w:rPr>
           <w:rFonts w:ascii="Consolas" w:hAnsi="Consolas"/>
+          <w:b w:val="0"/>
+          <w:i w:val="0"/>
           <w:sz w:val="19"/>
         </w:rPr>
         <w:t>inside: 60</w:t>
       </w:r>
       <w:r>
+        <w:rPr>
+          <w:b w:val="0"/>
+          <w:i w:val="0"/>
+        </w:rPr>
         <w:t xml:space="preserve"> then </w:t>
       </w:r>
       <w:r>
         <w:rPr>
           <w:rFonts w:ascii="Consolas" w:hAnsi="Consolas"/>
+          <w:b w:val="0"/>
+          <w:i w:val="0"/>
           <w:sz w:val="19"/>
         </w:rPr>
         <w:t>after: 50</w:t>
       </w:r>
       <w:r>
+        <w:rPr>
+          <w:b w:val="0"/>
+          <w:i w:val="0"/>
+        </w:rPr>
         <w:t xml:space="preserve"> — a </w:t>
       </w:r>
       <w:r>
         <w:rPr>
           <w:b/>
+          <w:i w:val="0"/>
         </w:rPr>
         <w:t>copy</w:t>
       </w:r>
       <w:r>
+        <w:rPr>
+          <w:b w:val="0"/>
+          <w:i w:val="0"/>
+        </w:rPr>
         <w:t xml:space="preserve"> is passed, the </w:t>
       </w:r>
       <w:r>
         <w:rPr>
           <w:b/>
+          <w:i w:val="0"/>
         </w:rPr>
         <w:t>original is unchanged</w:t>
       </w:r>
       <w:r>
+        <w:rPr>
+          <w:b w:val="0"/>
+          <w:i w:val="0"/>
+        </w:rPr>
         <w:t>.</w:t>
       </w:r>
     </w:p>
@@ -1144,44 +1706,70 @@
         <w:pStyle w:val="ListBullet"/>
       </w:pPr>
       <w:r>
+        <w:rPr>
+          <w:b w:val="0"/>
+          <w:i w:val="0"/>
+        </w:rPr>
         <w:t xml:space="preserve">By reference: </w:t>
       </w:r>
       <w:r>
         <w:rPr>
           <w:rFonts w:ascii="Consolas" w:hAnsi="Consolas"/>
+          <w:b w:val="0"/>
+          <w:i w:val="0"/>
           <w:sz w:val="19"/>
         </w:rPr>
         <w:t>inside: 60</w:t>
       </w:r>
       <w:r>
+        <w:rPr>
+          <w:b w:val="0"/>
+          <w:i w:val="0"/>
+        </w:rPr>
         <w:t xml:space="preserve"> then </w:t>
       </w:r>
       <w:r>
         <w:rPr>
           <w:rFonts w:ascii="Consolas" w:hAnsi="Consolas"/>
+          <w:b w:val="0"/>
+          <w:i w:val="0"/>
           <w:sz w:val="19"/>
         </w:rPr>
         <w:t>after: 60</w:t>
       </w:r>
       <w:r>
+        <w:rPr>
+          <w:b w:val="0"/>
+          <w:i w:val="0"/>
+        </w:rPr>
         <w:t xml:space="preserve"> — the </w:t>
       </w:r>
       <w:r>
         <w:rPr>
           <w:b/>
+          <w:i w:val="0"/>
         </w:rPr>
         <w:t>memory address</w:t>
       </w:r>
       <w:r>
+        <w:rPr>
+          <w:b w:val="0"/>
+          <w:i w:val="0"/>
+        </w:rPr>
         <w:t xml:space="preserve"> is passed, so the </w:t>
       </w:r>
       <w:r>
         <w:rPr>
           <w:b/>
+          <w:i w:val="0"/>
         </w:rPr>
         <w:t>original can be changed</w:t>
       </w:r>
       <w:r>
+        <w:rPr>
+          <w:b w:val="0"/>
+          <w:i w:val="0"/>
+        </w:rPr>
         <w:t>.</w:t>
       </w:r>
     </w:p>
@@ -1190,15 +1778,24 @@
         <w:pStyle w:val="ListBullet"/>
       </w:pPr>
       <w:r>
+        <w:rPr>
+          <w:b w:val="0"/>
+          <w:i w:val="0"/>
+        </w:rPr>
         <w:t xml:space="preserve">The exam-worthy sentence is the </w:t>
       </w:r>
       <w:r>
         <w:rPr>
+          <w:b w:val="0"/>
           <w:i/>
         </w:rPr>
         <w:t>consequence</w:t>
       </w:r>
       <w:r>
+        <w:rPr>
+          <w:b w:val="0"/>
+          <w:i w:val="0"/>
+        </w:rPr>
         <w:t xml:space="preserve"> ("the original is unchanged / can be changed"), not just "a copy is made".</w:t>
       </w:r>
     </w:p>
@@ -1206,20 +1803,31 @@
       <w:r>
         <w:rPr>
           <w:b/>
+          <w:i w:val="0"/>
         </w:rPr>
         <w:t>Stretch:</w:t>
       </w:r>
       <w:r>
+        <w:rPr>
+          <w:b w:val="0"/>
+          <w:i w:val="0"/>
+        </w:rPr>
         <w:t xml:space="preserve"> When is by reference the better choice even though it's less safe? (Large data structures — no expensive copy; or when the subroutine must send back more than one change.) What happens with </w:t>
       </w:r>
       <w:r>
         <w:rPr>
           <w:rFonts w:ascii="Consolas" w:hAnsi="Consolas"/>
+          <w:b w:val="0"/>
+          <w:i w:val="0"/>
           <w:sz w:val="19"/>
         </w:rPr>
         <w:t>addBonus(50)</w:t>
       </w:r>
       <w:r>
+        <w:rPr>
+          <w:b w:val="0"/>
+          <w:i w:val="0"/>
+        </w:rPr>
         <w:t xml:space="preserve"> — passing a literal by reference? (Nothing sensible to point at — arguments passed by reference must be variables.)</w:t>
       </w:r>
     </w:p>
@@ -1235,6 +1843,10 @@
         <w:pStyle w:val="Heading3"/>
       </w:pPr>
       <w:r>
+        <w:rPr>
+          <w:b w:val="0"/>
+          <w:i w:val="0"/>
+        </w:rPr>
         <w:t>Rooms in a House (role play · 15 min · groups of 4-6)</w:t>
       </w:r>
     </w:p>
@@ -1242,39 +1854,61 @@
       <w:r>
         <w:rPr>
           <w:b/>
+          <w:i w:val="0"/>
         </w:rPr>
         <w:t>Resources:</w:t>
       </w:r>
       <w:r>
+        <w:rPr>
+          <w:b w:val="0"/>
+          <w:i w:val="0"/>
+        </w:rPr>
         <w:t xml:space="preserve"> Classroom zoned with masking tape: a central "hallway" (main program) with a large </w:t>
       </w:r>
       <w:r>
         <w:rPr>
           <w:b/>
+          <w:i w:val="0"/>
         </w:rPr>
         <w:t>noticeboard</w:t>
       </w:r>
       <w:r>
+        <w:rPr>
+          <w:b w:val="0"/>
+          <w:i w:val="0"/>
+        </w:rPr>
         <w:t xml:space="preserve"> sheet, plus two taped "rooms" labelled </w:t>
       </w:r>
       <w:r>
         <w:rPr>
           <w:rFonts w:ascii="Consolas" w:hAnsi="Consolas"/>
+          <w:b w:val="0"/>
+          <w:i w:val="0"/>
           <w:sz w:val="19"/>
         </w:rPr>
         <w:t>procedure kitchen()</w:t>
       </w:r>
       <w:r>
+        <w:rPr>
+          <w:b w:val="0"/>
+          <w:i w:val="0"/>
+        </w:rPr>
         <w:t xml:space="preserve"> and </w:t>
       </w:r>
       <w:r>
         <w:rPr>
           <w:rFonts w:ascii="Consolas" w:hAnsi="Consolas"/>
+          <w:b w:val="0"/>
+          <w:i w:val="0"/>
           <w:sz w:val="19"/>
         </w:rPr>
         <w:t>procedure garage()</w:t>
       </w:r>
       <w:r>
+        <w:rPr>
+          <w:b w:val="0"/>
+          <w:i w:val="0"/>
+        </w:rPr>
         <w:t>, each containing a small personal whiteboard; sticky notes; a bin in each room.</w:t>
       </w:r>
     </w:p>
@@ -1282,6 +1916,7 @@
       <w:r>
         <w:rPr>
           <w:b/>
+          <w:i w:val="0"/>
         </w:rPr>
         <w:t>How it runs:</w:t>
       </w:r>
@@ -1291,42 +1926,66 @@
         <w:pStyle w:val="ListNumber"/>
       </w:pPr>
       <w:r>
+        <w:rPr>
+          <w:b w:val="0"/>
+          <w:i w:val="0"/>
+        </w:rPr>
         <w:t xml:space="preserve">Set the metaphor: the </w:t>
       </w:r>
       <w:r>
         <w:rPr>
           <w:b/>
+          <w:i w:val="0"/>
         </w:rPr>
         <w:t>house = the program</w:t>
       </w:r>
       <w:r>
+        <w:rPr>
+          <w:b w:val="0"/>
+          <w:i w:val="0"/>
+        </w:rPr>
         <w:t xml:space="preserve">, the </w:t>
       </w:r>
       <w:r>
         <w:rPr>
           <w:b/>
+          <w:i w:val="0"/>
         </w:rPr>
         <w:t>hallway noticeboard = a global variable</w:t>
       </w:r>
       <w:r>
+        <w:rPr>
+          <w:b w:val="0"/>
+          <w:i w:val="0"/>
+        </w:rPr>
         <w:t xml:space="preserve"> (visible from every room through the open doors), a </w:t>
       </w:r>
       <w:r>
         <w:rPr>
           <w:b/>
+          <w:i w:val="0"/>
         </w:rPr>
         <w:t>room = a subroutine</w:t>
       </w:r>
       <w:r>
+        <w:rPr>
+          <w:b w:val="0"/>
+          <w:i w:val="0"/>
+        </w:rPr>
         <w:t xml:space="preserve">, and anything written on a room's whiteboard = a </w:t>
       </w:r>
       <w:r>
         <w:rPr>
           <w:b/>
+          <w:i w:val="0"/>
         </w:rPr>
         <w:t>local variable</w:t>
       </w:r>
       <w:r>
+        <w:rPr>
+          <w:b w:val="0"/>
+          <w:i w:val="0"/>
+        </w:rPr>
         <w:t xml:space="preserve"> that is binned when you leave the room.</w:t>
       </w:r>
     </w:p>
@@ -1335,26 +1994,42 @@
         <w:pStyle w:val="ListNumber"/>
       </w:pPr>
       <w:r>
+        <w:rPr>
+          <w:b w:val="0"/>
+          <w:i w:val="0"/>
+        </w:rPr>
         <w:t xml:space="preserve">Pin </w:t>
       </w:r>
       <w:r>
         <w:rPr>
           <w:rFonts w:ascii="Consolas" w:hAnsi="Consolas"/>
+          <w:b w:val="0"/>
+          <w:i w:val="0"/>
           <w:sz w:val="19"/>
         </w:rPr>
         <w:t>total = 100</w:t>
       </w:r>
       <w:r>
+        <w:rPr>
+          <w:b w:val="0"/>
+          <w:i w:val="0"/>
+        </w:rPr>
         <w:t xml:space="preserve"> on the hallway noticeboard. Send a student into </w:t>
       </w:r>
       <w:r>
         <w:rPr>
           <w:rFonts w:ascii="Consolas" w:hAnsi="Consolas"/>
+          <w:b w:val="0"/>
+          <w:i w:val="0"/>
           <w:sz w:val="19"/>
         </w:rPr>
         <w:t>kitchen()</w:t>
       </w:r>
       <w:r>
+        <w:rPr>
+          <w:b w:val="0"/>
+          <w:i w:val="0"/>
+        </w:rPr>
         <w:t xml:space="preserve"> to run this script (on the board):</w:t>
       </w:r>
     </w:p>
@@ -1386,63 +2061,100 @@
     </w:p>
     <w:p>
       <w:r>
+        <w:rPr>
+          <w:b w:val="0"/>
+          <w:i w:val="0"/>
+        </w:rPr>
         <w:t xml:space="preserve">   Inside the room they write </w:t>
       </w:r>
       <w:r>
         <w:rPr>
           <w:rFonts w:ascii="Consolas" w:hAnsi="Consolas"/>
+          <w:b w:val="0"/>
+          <w:i w:val="0"/>
           <w:sz w:val="19"/>
         </w:rPr>
         <w:t>total = 5</w:t>
       </w:r>
       <w:r>
+        <w:rPr>
+          <w:b w:val="0"/>
+          <w:i w:val="0"/>
+        </w:rPr>
         <w:t xml:space="preserve"> on the </w:t>
       </w:r>
       <w:r>
         <w:rPr>
           <w:b/>
+          <w:i w:val="0"/>
         </w:rPr>
         <w:t>room whiteboard</w:t>
       </w:r>
       <w:r>
+        <w:rPr>
+          <w:b w:val="0"/>
+          <w:i w:val="0"/>
+        </w:rPr>
         <w:t xml:space="preserve"> (a new local that </w:t>
       </w:r>
       <w:r>
         <w:rPr>
           <w:b/>
+          <w:i w:val="0"/>
         </w:rPr>
         <w:t>shadows</w:t>
       </w:r>
       <w:r>
+        <w:rPr>
+          <w:b w:val="0"/>
+          <w:i w:val="0"/>
+        </w:rPr>
         <w:t xml:space="preserve"> the global). For </w:t>
       </w:r>
       <w:r>
         <w:rPr>
           <w:rFonts w:ascii="Consolas" w:hAnsi="Consolas"/>
+          <w:b w:val="0"/>
+          <w:i w:val="0"/>
           <w:sz w:val="19"/>
         </w:rPr>
         <w:t>print(total)</w:t>
       </w:r>
       <w:r>
+        <w:rPr>
+          <w:b w:val="0"/>
+          <w:i w:val="0"/>
+        </w:rPr>
         <w:t xml:space="preserve"> they must read the </w:t>
       </w:r>
       <w:r>
         <w:rPr>
+          <w:b w:val="0"/>
           <w:i/>
         </w:rPr>
         <w:t>nearest</w:t>
       </w:r>
       <w:r>
+        <w:rPr>
+          <w:b w:val="0"/>
+          <w:i w:val="0"/>
+        </w:rPr>
         <w:t xml:space="preserve"> </w:t>
       </w:r>
       <w:r>
         <w:rPr>
           <w:rFonts w:ascii="Consolas" w:hAnsi="Consolas"/>
+          <w:b w:val="0"/>
+          <w:i w:val="0"/>
           <w:sz w:val="19"/>
         </w:rPr>
         <w:t>total</w:t>
       </w:r>
       <w:r>
+        <w:rPr>
+          <w:b w:val="0"/>
+          <w:i w:val="0"/>
+        </w:rPr>
         <w:t xml:space="preserve"> — the room's own whiteboard.</w:t>
       </w:r>
     </w:p>
@@ -1451,16 +2163,26 @@
         <w:pStyle w:val="ListNumber"/>
       </w:pPr>
       <w:r>
+        <w:rPr>
+          <w:b w:val="0"/>
+          <w:i w:val="0"/>
+        </w:rPr>
         <w:t xml:space="preserve">They leave the room; the room whiteboard is wiped (local lifetime ends). Back in the hallway, the class runs the final </w:t>
       </w:r>
       <w:r>
         <w:rPr>
           <w:rFonts w:ascii="Consolas" w:hAnsi="Consolas"/>
+          <w:b w:val="0"/>
+          <w:i w:val="0"/>
           <w:sz w:val="19"/>
         </w:rPr>
         <w:t>print(total)</w:t>
       </w:r>
       <w:r>
+        <w:rPr>
+          <w:b w:val="0"/>
+          <w:i w:val="0"/>
+        </w:rPr>
         <w:t xml:space="preserve"> reading the noticeboard.</w:t>
       </w:r>
     </w:p>
@@ -1469,36 +2191,58 @@
         <w:pStyle w:val="ListNumber"/>
       </w:pPr>
       <w:r>
+        <w:rPr>
+          <w:b w:val="0"/>
+          <w:i w:val="0"/>
+        </w:rPr>
         <w:t xml:space="preserve">Now send a student into </w:t>
       </w:r>
       <w:r>
         <w:rPr>
           <w:rFonts w:ascii="Consolas" w:hAnsi="Consolas"/>
+          <w:b w:val="0"/>
+          <w:i w:val="0"/>
           <w:sz w:val="19"/>
         </w:rPr>
         <w:t>garage()</w:t>
       </w:r>
       <w:r>
+        <w:rPr>
+          <w:b w:val="0"/>
+          <w:i w:val="0"/>
+        </w:rPr>
         <w:t xml:space="preserve"> with </w:t>
       </w:r>
       <w:r>
         <w:rPr>
           <w:rFonts w:ascii="Consolas" w:hAnsi="Consolas"/>
+          <w:b w:val="0"/>
+          <w:i w:val="0"/>
           <w:sz w:val="19"/>
         </w:rPr>
         <w:t>snack = "toast"</w:t>
       </w:r>
       <w:r>
+        <w:rPr>
+          <w:b w:val="0"/>
+          <w:i w:val="0"/>
+        </w:rPr>
         <w:t xml:space="preserve"> written on the room whiteboard. When they leave, the note is binned. Back in the hallway, try to run </w:t>
       </w:r>
       <w:r>
         <w:rPr>
           <w:rFonts w:ascii="Consolas" w:hAnsi="Consolas"/>
+          <w:b w:val="0"/>
+          <w:i w:val="0"/>
           <w:sz w:val="19"/>
         </w:rPr>
         <w:t>print(snack)</w:t>
       </w:r>
       <w:r>
+        <w:rPr>
+          <w:b w:val="0"/>
+          <w:i w:val="0"/>
+        </w:rPr>
         <w:t xml:space="preserve"> — the class must rule on what happens.</w:t>
       </w:r>
     </w:p>
@@ -1507,6 +2251,10 @@
         <w:pStyle w:val="ListNumber"/>
       </w:pPr>
       <w:r>
+        <w:rPr>
+          <w:b w:val="0"/>
+          <w:i w:val="0"/>
+        </w:rPr>
         <w:t>Groups then answer three "estate agent" questions on mini-whiteboards: Where must a variable live to be seen by every room? Why is it risky to keep everything on the noticeboard? Which variables survive the whole run?</w:t>
       </w:r>
     </w:p>
@@ -1514,6 +2262,7 @@
       <w:r>
         <w:rPr>
           <w:b/>
+          <w:i w:val="0"/>
         </w:rPr>
         <w:t>Answers / expected outcomes:</w:t>
       </w:r>
@@ -1523,44 +2272,70 @@
         <w:pStyle w:val="ListBullet"/>
       </w:pPr>
       <w:r>
+        <w:rPr>
+          <w:b w:val="0"/>
+          <w:i w:val="0"/>
+        </w:rPr>
         <w:t xml:space="preserve">Step 2-3 output: </w:t>
       </w:r>
       <w:r>
         <w:rPr>
           <w:rFonts w:ascii="Consolas" w:hAnsi="Consolas"/>
+          <w:b w:val="0"/>
+          <w:i w:val="0"/>
           <w:sz w:val="19"/>
         </w:rPr>
         <w:t>5</w:t>
       </w:r>
       <w:r>
+        <w:rPr>
+          <w:b w:val="0"/>
+          <w:i w:val="0"/>
+        </w:rPr>
         <w:t xml:space="preserve"> then </w:t>
       </w:r>
       <w:r>
         <w:rPr>
           <w:rFonts w:ascii="Consolas" w:hAnsi="Consolas"/>
+          <w:b w:val="0"/>
+          <w:i w:val="0"/>
           <w:sz w:val="19"/>
         </w:rPr>
         <w:t>100</w:t>
       </w:r>
       <w:r>
+        <w:rPr>
+          <w:b w:val="0"/>
+          <w:i w:val="0"/>
+        </w:rPr>
         <w:t xml:space="preserve"> — the assignment inside the subroutine creates a </w:t>
       </w:r>
       <w:r>
         <w:rPr>
           <w:b/>
+          <w:i w:val="0"/>
         </w:rPr>
         <w:t>local</w:t>
       </w:r>
       <w:r>
+        <w:rPr>
+          <w:b w:val="0"/>
+          <w:i w:val="0"/>
+        </w:rPr>
         <w:t xml:space="preserve"> that </w:t>
       </w:r>
       <w:r>
         <w:rPr>
           <w:b/>
+          <w:i w:val="0"/>
         </w:rPr>
         <w:t>shadows</w:t>
       </w:r>
       <w:r>
+        <w:rPr>
+          <w:b w:val="0"/>
+          <w:i w:val="0"/>
+        </w:rPr>
         <w:t xml:space="preserve"> the global; the global is untouched.</w:t>
       </w:r>
     </w:p>
@@ -1569,45 +2344,72 @@
         <w:pStyle w:val="ListBullet"/>
       </w:pPr>
       <w:r>
+        <w:rPr>
+          <w:b w:val="0"/>
+          <w:i w:val="0"/>
+        </w:rPr>
         <w:t xml:space="preserve">Step 4: </w:t>
       </w:r>
       <w:r>
         <w:rPr>
           <w:rFonts w:ascii="Consolas" w:hAnsi="Consolas"/>
+          <w:b w:val="0"/>
+          <w:i w:val="0"/>
           <w:sz w:val="19"/>
         </w:rPr>
         <w:t>print(snack)</w:t>
       </w:r>
       <w:r>
+        <w:rPr>
+          <w:b w:val="0"/>
+          <w:i w:val="0"/>
+        </w:rPr>
         <w:t xml:space="preserve"> in the hallway is an </w:t>
       </w:r>
       <w:r>
         <w:rPr>
           <w:b/>
+          <w:i w:val="0"/>
         </w:rPr>
         <w:t>error</w:t>
       </w:r>
       <w:r>
+        <w:rPr>
+          <w:b w:val="0"/>
+          <w:i w:val="0"/>
+        </w:rPr>
         <w:t xml:space="preserve"> — </w:t>
       </w:r>
       <w:r>
         <w:rPr>
           <w:rFonts w:ascii="Consolas" w:hAnsi="Consolas"/>
+          <w:b w:val="0"/>
+          <w:i w:val="0"/>
           <w:sz w:val="19"/>
         </w:rPr>
         <w:t>snack</w:t>
       </w:r>
       <w:r>
+        <w:rPr>
+          <w:b w:val="0"/>
+          <w:i w:val="0"/>
+        </w:rPr>
         <w:t xml:space="preserve"> is out of scope (local to </w:t>
       </w:r>
       <w:r>
         <w:rPr>
           <w:rFonts w:ascii="Consolas" w:hAnsi="Consolas"/>
+          <w:b w:val="0"/>
+          <w:i w:val="0"/>
           <w:sz w:val="19"/>
         </w:rPr>
         <w:t>garage()</w:t>
       </w:r>
       <w:r>
+        <w:rPr>
+          <w:b w:val="0"/>
+          <w:i w:val="0"/>
+        </w:rPr>
         <w:t>, destroyed on exit).</w:t>
       </w:r>
     </w:p>
@@ -1616,6 +2418,10 @@
         <w:pStyle w:val="ListBullet"/>
       </w:pPr>
       <w:r>
+        <w:rPr>
+          <w:b w:val="0"/>
+          <w:i w:val="0"/>
+        </w:rPr>
         <w:t>Discussion points: globals are visible everywhere and live for the whole run, but overusing them causes side effects and makes debugging/maintenance harder; prefer locals for modularity and memory freed on exit.</w:t>
       </w:r>
     </w:p>
@@ -1623,40 +2429,63 @@
       <w:r>
         <w:rPr>
           <w:b/>
+          <w:i w:val="0"/>
         </w:rPr>
         <w:t>Stretch:</w:t>
       </w:r>
       <w:r>
+        <w:rPr>
+          <w:b w:val="0"/>
+          <w:i w:val="0"/>
+        </w:rPr>
         <w:t xml:space="preserve"> Add a second call to </w:t>
       </w:r>
       <w:r>
         <w:rPr>
           <w:rFonts w:ascii="Consolas" w:hAnsi="Consolas"/>
+          <w:b w:val="0"/>
+          <w:i w:val="0"/>
           <w:sz w:val="19"/>
         </w:rPr>
         <w:t>kitchen()</w:t>
       </w:r>
       <w:r>
+        <w:rPr>
+          <w:b w:val="0"/>
+          <w:i w:val="0"/>
+        </w:rPr>
         <w:t xml:space="preserve"> — does the local </w:t>
       </w:r>
       <w:r>
         <w:rPr>
           <w:rFonts w:ascii="Consolas" w:hAnsi="Consolas"/>
+          <w:b w:val="0"/>
+          <w:i w:val="0"/>
           <w:sz w:val="19"/>
         </w:rPr>
         <w:t>total</w:t>
       </w:r>
       <w:r>
+        <w:rPr>
+          <w:b w:val="0"/>
+          <w:i w:val="0"/>
+        </w:rPr>
         <w:t xml:space="preserve"> remember its old value? (No — fresh frame each call.) How could a room legitimately change the noticeboard? (Declare/use it as </w:t>
       </w:r>
       <w:r>
         <w:rPr>
           <w:rFonts w:ascii="Consolas" w:hAnsi="Consolas"/>
+          <w:b w:val="0"/>
+          <w:i w:val="0"/>
           <w:sz w:val="19"/>
         </w:rPr>
         <w:t>global</w:t>
       </w:r>
       <w:r>
+        <w:rPr>
+          <w:b w:val="0"/>
+          <w:i w:val="0"/>
+        </w:rPr>
         <w:t>, or better: pass it in and return the new value — discuss why the latter is preferred.)</w:t>
       </w:r>
     </w:p>
@@ -1672,6 +2501,10 @@
         <w:pStyle w:val="Heading3"/>
       </w:pPr>
       <w:r>
+        <w:rPr>
+          <w:b w:val="0"/>
+          <w:i w:val="0"/>
+        </w:rPr>
         <w:t>What Prints Next? (live-coding prediction · 12 min · individual, mini-whiteboards)</w:t>
       </w:r>
     </w:p>
@@ -1679,10 +2512,15 @@
       <w:r>
         <w:rPr>
           <w:b/>
+          <w:i w:val="0"/>
         </w:rPr>
         <w:t>Resources:</w:t>
       </w:r>
       <w:r>
+        <w:rPr>
+          <w:b w:val="0"/>
+          <w:i w:val="0"/>
+        </w:rPr>
         <w:t xml:space="preserve"> Mini-whiteboards and pens; IDE or OCR-ERL simulator on the projector (or reveal line-by-line on slides).</w:t>
       </w:r>
     </w:p>
@@ -1690,6 +2528,7 @@
       <w:r>
         <w:rPr>
           <w:b/>
+          <w:i w:val="0"/>
         </w:rPr>
         <w:t>How it runs:</w:t>
       </w:r>
@@ -1699,6 +2538,10 @@
         <w:pStyle w:val="ListNumber"/>
       </w:pPr>
       <w:r>
+        <w:rPr>
+          <w:b w:val="0"/>
+          <w:i w:val="0"/>
+        </w:rPr>
         <w:t>Show Round 1 with the output hidden:</w:t>
       </w:r>
     </w:p>
@@ -1739,15 +2582,24 @@
         <w:pStyle w:val="ListNumber"/>
       </w:pPr>
       <w:r>
+        <w:rPr>
+          <w:b w:val="0"/>
+          <w:i w:val="0"/>
+        </w:rPr>
         <w:t xml:space="preserve">Before running anything, students write on whiteboards: </w:t>
       </w:r>
       <w:r>
         <w:rPr>
+          <w:b w:val="0"/>
           <w:i/>
         </w:rPr>
         <w:t>how many lines will the `while` loop print?</w:t>
       </w:r>
       <w:r>
+        <w:rPr>
+          <w:b w:val="0"/>
+          <w:i w:val="0"/>
+        </w:rPr>
         <w:t xml:space="preserve"> Hold boards up; run it; discuss (zero — pre-conditioned, test fails immediately).</w:t>
       </w:r>
     </w:p>
@@ -1756,16 +2608,26 @@
         <w:pStyle w:val="ListNumber"/>
       </w:pPr>
       <w:r>
+        <w:rPr>
+          <w:b w:val="0"/>
+          <w:i w:val="0"/>
+        </w:rPr>
         <w:t xml:space="preserve">Then step through the </w:t>
       </w:r>
       <w:r>
         <w:rPr>
           <w:rFonts w:ascii="Consolas" w:hAnsi="Consolas"/>
+          <w:b w:val="0"/>
+          <w:i w:val="0"/>
           <w:sz w:val="19"/>
         </w:rPr>
         <w:t>do…until</w:t>
       </w:r>
       <w:r>
+        <w:rPr>
+          <w:b w:val="0"/>
+          <w:i w:val="0"/>
+        </w:rPr>
         <w:t xml:space="preserve"> one iteration at a time. Before each iteration, boards up: "what prints next?" Reveal after each prediction.</w:t>
       </w:r>
     </w:p>
@@ -1774,6 +2636,10 @@
         <w:pStyle w:val="ListNumber"/>
       </w:pPr>
       <w:r>
+        <w:rPr>
+          <w:b w:val="0"/>
+          <w:i w:val="0"/>
+        </w:rPr>
         <w:t>Round 2 — OOP polymorphism, same routine:</w:t>
       </w:r>
     </w:p>
@@ -1819,6 +2685,10 @@
     </w:p>
     <w:p>
       <w:r>
+        <w:rPr>
+          <w:b w:val="0"/>
+          <w:i w:val="0"/>
+        </w:rPr>
         <w:t xml:space="preserve">   Boards up before each loop iteration: "what prints next, and why?"</w:t>
       </w:r>
     </w:p>
@@ -1826,6 +2696,7 @@
       <w:r>
         <w:rPr>
           <w:b/>
+          <w:i w:val="0"/>
         </w:rPr>
         <w:t>Answers / expected outcomes:</w:t>
       </w:r>
@@ -1835,104 +2706,166 @@
         <w:pStyle w:val="ListBullet"/>
       </w:pPr>
       <w:r>
+        <w:rPr>
+          <w:b w:val="0"/>
+          <w:i w:val="0"/>
+        </w:rPr>
         <w:t xml:space="preserve">Round 1 full output, in order: </w:t>
       </w:r>
       <w:r>
         <w:rPr>
           <w:rFonts w:ascii="Consolas" w:hAnsi="Consolas"/>
+          <w:b w:val="0"/>
+          <w:i w:val="0"/>
           <w:sz w:val="19"/>
         </w:rPr>
         <w:t>A</w:t>
       </w:r>
       <w:r>
+        <w:rPr>
+          <w:b w:val="0"/>
+          <w:i w:val="0"/>
+        </w:rPr>
         <w:t xml:space="preserve">, </w:t>
       </w:r>
       <w:r>
         <w:rPr>
           <w:rFonts w:ascii="Consolas" w:hAnsi="Consolas"/>
+          <w:b w:val="0"/>
+          <w:i w:val="0"/>
           <w:sz w:val="19"/>
         </w:rPr>
         <w:t>10</w:t>
       </w:r>
       <w:r>
+        <w:rPr>
+          <w:b w:val="0"/>
+          <w:i w:val="0"/>
+        </w:rPr>
         <w:t xml:space="preserve">, </w:t>
       </w:r>
       <w:r>
         <w:rPr>
           <w:rFonts w:ascii="Consolas" w:hAnsi="Consolas"/>
+          <w:b w:val="0"/>
+          <w:i w:val="0"/>
           <w:sz w:val="19"/>
         </w:rPr>
         <w:t>8</w:t>
       </w:r>
       <w:r>
+        <w:rPr>
+          <w:b w:val="0"/>
+          <w:i w:val="0"/>
+        </w:rPr>
         <w:t xml:space="preserve">, </w:t>
       </w:r>
       <w:r>
         <w:rPr>
           <w:rFonts w:ascii="Consolas" w:hAnsi="Consolas"/>
+          <w:b w:val="0"/>
+          <w:i w:val="0"/>
           <w:sz w:val="19"/>
         </w:rPr>
         <w:t>6</w:t>
       </w:r>
       <w:r>
+        <w:rPr>
+          <w:b w:val="0"/>
+          <w:i w:val="0"/>
+        </w:rPr>
         <w:t xml:space="preserve">, </w:t>
       </w:r>
       <w:r>
         <w:rPr>
           <w:rFonts w:ascii="Consolas" w:hAnsi="Consolas"/>
+          <w:b w:val="0"/>
+          <w:i w:val="0"/>
           <w:sz w:val="19"/>
         </w:rPr>
         <w:t>B</w:t>
       </w:r>
       <w:r>
+        <w:rPr>
+          <w:b w:val="0"/>
+          <w:i w:val="0"/>
+        </w:rPr>
         <w:t xml:space="preserve">. The </w:t>
       </w:r>
       <w:r>
         <w:rPr>
           <w:rFonts w:ascii="Consolas" w:hAnsi="Consolas"/>
+          <w:b w:val="0"/>
+          <w:i w:val="0"/>
           <w:sz w:val="19"/>
         </w:rPr>
         <w:t>while</w:t>
       </w:r>
       <w:r>
+        <w:rPr>
+          <w:b w:val="0"/>
+          <w:i w:val="0"/>
+        </w:rPr>
         <w:t xml:space="preserve"> body runs </w:t>
       </w:r>
       <w:r>
         <w:rPr>
           <w:b/>
+          <w:i w:val="0"/>
         </w:rPr>
         <w:t>zero</w:t>
       </w:r>
       <w:r>
+        <w:rPr>
+          <w:b w:val="0"/>
+          <w:i w:val="0"/>
+        </w:rPr>
         <w:t xml:space="preserve"> times (pre-conditioned; 10 &gt; 20 is false). The </w:t>
       </w:r>
       <w:r>
         <w:rPr>
           <w:rFonts w:ascii="Consolas" w:hAnsi="Consolas"/>
+          <w:b w:val="0"/>
+          <w:i w:val="0"/>
           <w:sz w:val="19"/>
         </w:rPr>
         <w:t>do…until</w:t>
       </w:r>
       <w:r>
+        <w:rPr>
+          <w:b w:val="0"/>
+          <w:i w:val="0"/>
+        </w:rPr>
         <w:t xml:space="preserve"> prints 10, 8, 6 — it stops after x becomes 4 because </w:t>
       </w:r>
       <w:r>
         <w:rPr>
           <w:rFonts w:ascii="Consolas" w:hAnsi="Consolas"/>
+          <w:b w:val="0"/>
+          <w:i w:val="0"/>
           <w:sz w:val="19"/>
         </w:rPr>
         <w:t>4 &lt; 6</w:t>
       </w:r>
       <w:r>
+        <w:rPr>
+          <w:b w:val="0"/>
+          <w:i w:val="0"/>
+        </w:rPr>
         <w:t xml:space="preserve"> is true; a post-conditioned loop always runs </w:t>
       </w:r>
       <w:r>
         <w:rPr>
           <w:b/>
+          <w:i w:val="0"/>
         </w:rPr>
         <w:t>at least once</w:t>
       </w:r>
       <w:r>
+        <w:rPr>
+          <w:b w:val="0"/>
+          <w:i w:val="0"/>
+        </w:rPr>
         <w:t>.</w:t>
       </w:r>
     </w:p>
@@ -1941,64 +2874,102 @@
         <w:pStyle w:val="ListBullet"/>
       </w:pPr>
       <w:r>
+        <w:rPr>
+          <w:b w:val="0"/>
+          <w:i w:val="0"/>
+        </w:rPr>
         <w:t xml:space="preserve">Round 2 output: </w:t>
       </w:r>
       <w:r>
         <w:rPr>
           <w:rFonts w:ascii="Consolas" w:hAnsi="Consolas"/>
+          <w:b w:val="0"/>
+          <w:i w:val="0"/>
           <w:sz w:val="19"/>
         </w:rPr>
         <w:t>...</w:t>
       </w:r>
       <w:r>
+        <w:rPr>
+          <w:b w:val="0"/>
+          <w:i w:val="0"/>
+        </w:rPr>
         <w:t xml:space="preserve">, </w:t>
       </w:r>
       <w:r>
         <w:rPr>
           <w:rFonts w:ascii="Consolas" w:hAnsi="Consolas"/>
+          <w:b w:val="0"/>
+          <w:i w:val="0"/>
           <w:sz w:val="19"/>
         </w:rPr>
         <w:t>Woof</w:t>
       </w:r>
       <w:r>
+        <w:rPr>
+          <w:b w:val="0"/>
+          <w:i w:val="0"/>
+        </w:rPr>
         <w:t xml:space="preserve">, </w:t>
       </w:r>
       <w:r>
         <w:rPr>
           <w:rFonts w:ascii="Consolas" w:hAnsi="Consolas"/>
+          <w:b w:val="0"/>
+          <w:i w:val="0"/>
           <w:sz w:val="19"/>
         </w:rPr>
         <w:t>...</w:t>
       </w:r>
       <w:r>
+        <w:rPr>
+          <w:b w:val="0"/>
+          <w:i w:val="0"/>
+        </w:rPr>
         <w:t xml:space="preserve"> — the same call </w:t>
       </w:r>
       <w:r>
         <w:rPr>
           <w:rFonts w:ascii="Consolas" w:hAnsi="Consolas"/>
+          <w:b w:val="0"/>
+          <w:i w:val="0"/>
           <w:sz w:val="19"/>
         </w:rPr>
         <w:t>pets[i].speak()</w:t>
       </w:r>
       <w:r>
+        <w:rPr>
+          <w:b w:val="0"/>
+          <w:i w:val="0"/>
+        </w:rPr>
         <w:t xml:space="preserve"> behaves differently per object type: </w:t>
       </w:r>
       <w:r>
         <w:rPr>
           <w:b/>
+          <w:i w:val="0"/>
         </w:rPr>
         <w:t>polymorphism</w:t>
       </w:r>
       <w:r>
+        <w:rPr>
+          <w:b w:val="0"/>
+          <w:i w:val="0"/>
+        </w:rPr>
         <w:t xml:space="preserve"> via Dog </w:t>
       </w:r>
       <w:r>
         <w:rPr>
           <w:b/>
+          <w:i w:val="0"/>
         </w:rPr>
         <w:t>overriding</w:t>
       </w:r>
       <w:r>
+        <w:rPr>
+          <w:b w:val="0"/>
+          <w:i w:val="0"/>
+        </w:rPr>
         <w:t xml:space="preserve"> the inherited method.</w:t>
       </w:r>
     </w:p>
@@ -2007,26 +2978,42 @@
         <w:pStyle w:val="ListBullet"/>
       </w:pPr>
       <w:r>
+        <w:rPr>
+          <w:b w:val="0"/>
+          <w:i w:val="0"/>
+        </w:rPr>
         <w:t xml:space="preserve">Watch for the classic misconception that the </w:t>
       </w:r>
       <w:r>
         <w:rPr>
           <w:rFonts w:ascii="Consolas" w:hAnsi="Consolas"/>
+          <w:b w:val="0"/>
+          <w:i w:val="0"/>
           <w:sz w:val="19"/>
         </w:rPr>
         <w:t>while</w:t>
       </w:r>
       <w:r>
+        <w:rPr>
+          <w:b w:val="0"/>
+          <w:i w:val="0"/>
+        </w:rPr>
         <w:t xml:space="preserve"> prints </w:t>
       </w:r>
       <w:r>
         <w:rPr>
           <w:rFonts w:ascii="Consolas" w:hAnsi="Consolas"/>
+          <w:b w:val="0"/>
+          <w:i w:val="0"/>
           <w:sz w:val="19"/>
         </w:rPr>
         <w:t>10</w:t>
       </w:r>
       <w:r>
+        <w:rPr>
+          <w:b w:val="0"/>
+          <w:i w:val="0"/>
+        </w:rPr>
         <w:t xml:space="preserve"> once.</w:t>
       </w:r>
     </w:p>
@@ -2034,69 +3021,109 @@
       <w:r>
         <w:rPr>
           <w:b/>
+          <w:i w:val="0"/>
         </w:rPr>
         <w:t>Stretch:</w:t>
       </w:r>
       <w:r>
+        <w:rPr>
+          <w:b w:val="0"/>
+          <w:i w:val="0"/>
+        </w:rPr>
         <w:t xml:space="preserve"> Change Round 1's first line to </w:t>
       </w:r>
       <w:r>
         <w:rPr>
           <w:rFonts w:ascii="Consolas" w:hAnsi="Consolas"/>
+          <w:b w:val="0"/>
+          <w:i w:val="0"/>
           <w:sz w:val="19"/>
         </w:rPr>
         <w:t>x = 30</w:t>
       </w:r>
       <w:r>
+        <w:rPr>
+          <w:b w:val="0"/>
+          <w:i w:val="0"/>
+        </w:rPr>
         <w:t xml:space="preserve"> and re-predict both loops (while prints 30, 28, 26, 24, 22 then stops when x = 20; then A; do…until prints 20, 18, …, 6 stopping when x = 4; then B). For Round 2, add </w:t>
       </w:r>
       <w:r>
         <w:rPr>
           <w:rFonts w:ascii="Consolas" w:hAnsi="Consolas"/>
+          <w:b w:val="0"/>
+          <w:i w:val="0"/>
           <w:sz w:val="19"/>
         </w:rPr>
         <w:t>class Cat inherits Animal</w:t>
       </w:r>
       <w:r>
+        <w:rPr>
+          <w:b w:val="0"/>
+          <w:i w:val="0"/>
+        </w:rPr>
         <w:t xml:space="preserve"> with </w:t>
       </w:r>
       <w:r>
         <w:rPr>
           <w:b/>
+          <w:i w:val="0"/>
         </w:rPr>
         <w:t>no</w:t>
       </w:r>
       <w:r>
+        <w:rPr>
+          <w:b w:val="0"/>
+          <w:i w:val="0"/>
+        </w:rPr>
         <w:t xml:space="preserve"> </w:t>
       </w:r>
       <w:r>
         <w:rPr>
           <w:rFonts w:ascii="Consolas" w:hAnsi="Consolas"/>
+          <w:b w:val="0"/>
+          <w:i w:val="0"/>
           <w:sz w:val="19"/>
         </w:rPr>
         <w:t>speak()</w:t>
       </w:r>
       <w:r>
+        <w:rPr>
+          <w:b w:val="0"/>
+          <w:i w:val="0"/>
+        </w:rPr>
         <w:t xml:space="preserve"> — what does </w:t>
       </w:r>
       <w:r>
         <w:rPr>
           <w:rFonts w:ascii="Consolas" w:hAnsi="Consolas"/>
+          <w:b w:val="0"/>
+          <w:i w:val="0"/>
           <w:sz w:val="19"/>
         </w:rPr>
         <w:t>new Cat().speak()</w:t>
       </w:r>
       <w:r>
+        <w:rPr>
+          <w:b w:val="0"/>
+          <w:i w:val="0"/>
+        </w:rPr>
         <w:t xml:space="preserve"> print? (</w:t>
       </w:r>
       <w:r>
         <w:rPr>
           <w:rFonts w:ascii="Consolas" w:hAnsi="Consolas"/>
+          <w:b w:val="0"/>
+          <w:i w:val="0"/>
           <w:sz w:val="19"/>
         </w:rPr>
         <w:t>...</w:t>
       </w:r>
       <w:r>
+        <w:rPr>
+          <w:b w:val="0"/>
+          <w:i w:val="0"/>
+        </w:rPr>
         <w:t xml:space="preserve"> — inherited unchanged.)</w:t>
       </w:r>
     </w:p>
@@ -2112,6 +3139,10 @@
         <w:pStyle w:val="Heading2"/>
       </w:pPr>
       <w:r>
+        <w:rPr>
+          <w:b w:val="0"/>
+          <w:i w:val="0"/>
+        </w:rPr>
         <w:t>2.2.2 Computational methods</w:t>
       </w:r>
     </w:p>
@@ -2120,6 +3151,10 @@
         <w:pStyle w:val="Heading3"/>
       </w:pPr>
       <w:r>
+        <w:rPr>
+          <w:b w:val="0"/>
+          <w:i w:val="0"/>
+        </w:rPr>
         <w:t>The Greetings-Card Pipeline (unplugged demo · 15 min · whole class)</w:t>
       </w:r>
     </w:p>
@@ -2127,19 +3162,29 @@
       <w:r>
         <w:rPr>
           <w:b/>
+          <w:i w:val="0"/>
         </w:rPr>
         <w:t>Resources:</w:t>
       </w:r>
       <w:r>
+        <w:rPr>
+          <w:b w:val="0"/>
+          <w:i w:val="0"/>
+        </w:rPr>
         <w:t xml:space="preserve"> 12 sheets of A5 paper; 3 rubber stamps or coloured pens; envelopes; a desk arranged as a 3-station production line: </w:t>
       </w:r>
       <w:r>
         <w:rPr>
           <w:b/>
+          <w:i w:val="0"/>
         </w:rPr>
         <w:t>Fold → Stamp → Envelope</w:t>
       </w:r>
       <w:r>
+        <w:rPr>
+          <w:b w:val="0"/>
+          <w:i w:val="0"/>
+        </w:rPr>
         <w:t>; stopwatch (or count "ticks" out loud).</w:t>
       </w:r>
     </w:p>
@@ -2147,6 +3192,7 @@
       <w:r>
         <w:rPr>
           <w:b/>
+          <w:i w:val="0"/>
         </w:rPr>
         <w:t>How it runs:</w:t>
       </w:r>
@@ -2158,10 +3204,15 @@
       <w:r>
         <w:rPr>
           <w:b/>
+          <w:i w:val="0"/>
         </w:rPr>
         <w:t>Run A — no pipeline.</w:t>
       </w:r>
       <w:r>
+        <w:rPr>
+          <w:b w:val="0"/>
+          <w:i w:val="0"/>
+        </w:rPr>
         <w:t xml:space="preserve"> One student makes 6 cards alone, doing all three stages per card. Class counts stages out loud: each card takes 3 "ticks", one stage per tick.</w:t>
       </w:r>
     </w:p>
@@ -2172,19 +3223,29 @@
       <w:r>
         <w:rPr>
           <w:b/>
+          <w:i w:val="0"/>
         </w:rPr>
         <w:t>Run B — pipelined.</w:t>
       </w:r>
       <w:r>
+        <w:rPr>
+          <w:b w:val="0"/>
+          <w:i w:val="0"/>
+        </w:rPr>
         <w:t xml:space="preserve"> Three students sit in a line, one stage each. Every tick, each student does their stage and passes the card on. Card 2 starts folding while card 1 is being stamped — different stages work on </w:t>
       </w:r>
       <w:r>
         <w:rPr>
           <w:b/>
+          <w:i w:val="0"/>
         </w:rPr>
         <w:t>different items simultaneously</w:t>
       </w:r>
       <w:r>
+        <w:rPr>
+          <w:b w:val="0"/>
+          <w:i w:val="0"/>
+        </w:rPr>
         <w:t>.</w:t>
       </w:r>
     </w:p>
@@ -2193,6 +3254,10 @@
         <w:pStyle w:val="ListNumber"/>
       </w:pPr>
       <w:r>
+        <w:rPr>
+          <w:b w:val="0"/>
+          <w:i w:val="0"/>
+        </w:rPr>
         <w:t>Class tallies total ticks for each run on the board and computes the speed-up.</w:t>
       </w:r>
     </w:p>
@@ -2201,15 +3266,24 @@
         <w:pStyle w:val="ListNumber"/>
       </w:pPr>
       <w:r>
+        <w:rPr>
+          <w:b w:val="0"/>
+          <w:i w:val="0"/>
+        </w:rPr>
         <w:t xml:space="preserve">Ask the two key questions: "Did any </w:t>
       </w:r>
       <w:r>
         <w:rPr>
+          <w:b w:val="0"/>
           <w:i/>
         </w:rPr>
         <w:t>single</w:t>
       </w:r>
       <w:r>
+        <w:rPr>
+          <w:b w:val="0"/>
+          <w:i w:val="0"/>
+        </w:rPr>
         <w:t xml:space="preserve"> card get made faster?" and "So what exactly improved?" (Throughput, not latency.)</w:t>
       </w:r>
     </w:p>
@@ -2218,24 +3292,38 @@
         <w:pStyle w:val="ListNumber"/>
       </w:pPr>
       <w:r>
+        <w:rPr>
+          <w:b w:val="0"/>
+          <w:i w:val="0"/>
+        </w:rPr>
         <w:t xml:space="preserve">Map to the CPU: Fold/Stamp/Envelope ↔ </w:t>
       </w:r>
       <w:r>
         <w:rPr>
           <w:b/>
+          <w:i w:val="0"/>
         </w:rPr>
         <w:t>fetch/decode/execute</w:t>
       </w:r>
       <w:r>
+        <w:rPr>
+          <w:b w:val="0"/>
+          <w:i w:val="0"/>
+        </w:rPr>
         <w:t xml:space="preserve">. What real-world event ruins a pipeline? (A stage that stalls — e.g. the stamper runs out of ink; in a CPU, a branch means the fetched instructions may be thrown away — a </w:t>
       </w:r>
       <w:r>
         <w:rPr>
+          <w:b w:val="0"/>
           <w:i/>
         </w:rPr>
         <w:t>flush</w:t>
       </w:r>
       <w:r>
+        <w:rPr>
+          <w:b w:val="0"/>
+          <w:i w:val="0"/>
+        </w:rPr>
         <w:t>.)</w:t>
       </w:r>
     </w:p>
@@ -2243,6 +3331,7 @@
       <w:r>
         <w:rPr>
           <w:b/>
+          <w:i w:val="0"/>
         </w:rPr>
         <w:t>Answers / expected outcomes:</w:t>
       </w:r>
@@ -2252,15 +3341,24 @@
         <w:pStyle w:val="ListBullet"/>
       </w:pPr>
       <w:r>
+        <w:rPr>
+          <w:b w:val="0"/>
+          <w:i w:val="0"/>
+        </w:rPr>
         <w:t xml:space="preserve">Run A (sequential): 6 cards × 3 stages = </w:t>
       </w:r>
       <w:r>
         <w:rPr>
           <w:b/>
+          <w:i w:val="0"/>
         </w:rPr>
         <w:t>18 ticks</w:t>
       </w:r>
       <w:r>
+        <w:rPr>
+          <w:b w:val="0"/>
+          <w:i w:val="0"/>
+        </w:rPr>
         <w:t>.</w:t>
       </w:r>
     </w:p>
@@ -2269,24 +3367,38 @@
         <w:pStyle w:val="ListBullet"/>
       </w:pPr>
       <w:r>
+        <w:rPr>
+          <w:b w:val="0"/>
+          <w:i w:val="0"/>
+        </w:rPr>
         <w:t xml:space="preserve">Run B (pipelined): first card finishes at tick 3, then one card per tick: 6 + 3 − 1 = </w:t>
       </w:r>
       <w:r>
         <w:rPr>
           <w:b/>
+          <w:i w:val="0"/>
         </w:rPr>
         <w:t>8 ticks</w:t>
       </w:r>
       <w:r>
+        <w:rPr>
+          <w:b w:val="0"/>
+          <w:i w:val="0"/>
+        </w:rPr>
         <w:t xml:space="preserve">. Speed-up = 18 ÷ 8 = </w:t>
       </w:r>
       <w:r>
         <w:rPr>
           <w:b/>
+          <w:i w:val="0"/>
         </w:rPr>
         <w:t>2.25×</w:t>
       </w:r>
       <w:r>
+        <w:rPr>
+          <w:b w:val="0"/>
+          <w:i w:val="0"/>
+        </w:rPr>
         <w:t>.</w:t>
       </w:r>
     </w:p>
@@ -2295,15 +3407,24 @@
         <w:pStyle w:val="ListBullet"/>
       </w:pPr>
       <w:r>
+        <w:rPr>
+          <w:b w:val="0"/>
+          <w:i w:val="0"/>
+        </w:rPr>
         <w:t xml:space="preserve">Each individual card still takes 3 ticks — pipelining raises </w:t>
       </w:r>
       <w:r>
         <w:rPr>
           <w:b/>
+          <w:i w:val="0"/>
         </w:rPr>
         <w:t>throughput</w:t>
       </w:r>
       <w:r>
+        <w:rPr>
+          <w:b w:val="0"/>
+          <w:i w:val="0"/>
+        </w:rPr>
         <w:t>, not per-item speed.</w:t>
       </w:r>
     </w:p>
@@ -2312,6 +3433,10 @@
         <w:pStyle w:val="ListBullet"/>
       </w:pPr>
       <w:r>
+        <w:rPr>
+          <w:b w:val="0"/>
+          <w:i w:val="0"/>
+        </w:rPr>
         <w:t>General formula worth boarding: n items, k stages, 1 tick per stage → n + k − 1 ticks.</w:t>
       </w:r>
     </w:p>
@@ -2319,10 +3444,15 @@
       <w:r>
         <w:rPr>
           <w:b/>
+          <w:i w:val="0"/>
         </w:rPr>
         <w:t>Stretch:</w:t>
       </w:r>
       <w:r>
+        <w:rPr>
+          <w:b w:val="0"/>
+          <w:i w:val="0"/>
+        </w:rPr>
         <w:t xml:space="preserve"> What is the theoretical maximum speed-up of a k-stage pipeline as n grows? (Approaches k×.) What if the Stamp stage takes 2 ticks while the others take 1? (The slowest stage sets the pace — the pipeline runs at the speed of its bottleneck.)</w:t>
       </w:r>
     </w:p>
@@ -2338,6 +3468,10 @@
         <w:pStyle w:val="Heading3"/>
       </w:pPr>
       <w:r>
+        <w:rPr>
+          <w:b w:val="0"/>
+          <w:i w:val="0"/>
+        </w:rPr>
         <w:t>Which Method Would You Hire? (card sort · 12 min · pairs)</w:t>
       </w:r>
     </w:p>
@@ -2345,37 +3479,57 @@
       <w:r>
         <w:rPr>
           <w:b/>
+          <w:i w:val="0"/>
         </w:rPr>
         <w:t>Resources:</w:t>
       </w:r>
       <w:r>
+        <w:rPr>
+          <w:b w:val="0"/>
+          <w:i w:val="0"/>
+        </w:rPr>
         <w:t xml:space="preserve"> Per pair: 10 blue </w:t>
       </w:r>
       <w:r>
         <w:rPr>
           <w:b/>
+          <w:i w:val="0"/>
         </w:rPr>
         <w:t>method</w:t>
       </w:r>
       <w:r>
+        <w:rPr>
+          <w:b w:val="0"/>
+          <w:i w:val="0"/>
+        </w:rPr>
         <w:t xml:space="preserve"> cards and 10 yellow </w:t>
       </w:r>
       <w:r>
         <w:rPr>
           <w:b/>
+          <w:i w:val="0"/>
         </w:rPr>
         <w:t>scenario</w:t>
       </w:r>
       <w:r>
+        <w:rPr>
+          <w:b w:val="0"/>
+          <w:i w:val="0"/>
+        </w:rPr>
         <w:t xml:space="preserve"> cards, shuffled (print and cut).</w:t>
       </w:r>
     </w:p>
     <w:p>
       <w:r>
+        <w:rPr>
+          <w:b w:val="0"/>
+          <w:i w:val="0"/>
+        </w:rPr>
         <w:t xml:space="preserve">Method cards: </w:t>
       </w:r>
       <w:r>
         <w:rPr>
+          <w:b w:val="0"/>
           <w:i/>
         </w:rPr>
         <w:t>Problem recognition · Decomposition · Divide and conquer · Abstraction · Backtracking · Data mining · Heuristics · Performance modelling · Pipelining · Visualisation</w:t>
@@ -2383,6 +3537,10 @@
     </w:p>
     <w:p>
       <w:r>
+        <w:rPr>
+          <w:b w:val="0"/>
+          <w:i w:val="0"/>
+        </w:rPr>
         <w:t>Scenario cards:</w:t>
       </w:r>
     </w:p>
@@ -2391,6 +3549,10 @@
         <w:pStyle w:val="ListNumber"/>
       </w:pPr>
       <w:r>
+        <w:rPr>
+          <w:b w:val="0"/>
+          <w:i w:val="0"/>
+        </w:rPr>
         <w:t>Solving a Sudoku by trying a digit, and undoing it and trying another when a dead end is reached</w:t>
       </w:r>
     </w:p>
@@ -2399,6 +3561,10 @@
         <w:pStyle w:val="ListNumber"/>
       </w:pPr>
       <w:r>
+        <w:rPr>
+          <w:b w:val="0"/>
+          <w:i w:val="0"/>
+        </w:rPr>
         <w:t>A supermarket analyses millions of loyalty-card baskets and discovers two products are often bought together</w:t>
       </w:r>
     </w:p>
@@ -2407,6 +3573,10 @@
         <w:pStyle w:val="ListNumber"/>
       </w:pPr>
       <w:r>
+        <w:rPr>
+          <w:b w:val="0"/>
+          <w:i w:val="0"/>
+        </w:rPr>
         <w:t>A satnav quickly picks a "good enough" route using straight-line distance estimates rather than checking every possible route</w:t>
       </w:r>
     </w:p>
@@ -2415,6 +3585,10 @@
         <w:pStyle w:val="ListNumber"/>
       </w:pPr>
       <w:r>
+        <w:rPr>
+          <w:b w:val="0"/>
+          <w:i w:val="0"/>
+        </w:rPr>
         <w:t>Simulating Black Friday traffic on a web server before launch, instead of finding out the hard way</w:t>
       </w:r>
     </w:p>
@@ -2423,6 +3597,10 @@
         <w:pStyle w:val="ListNumber"/>
       </w:pPr>
       <w:r>
+        <w:rPr>
+          <w:b w:val="0"/>
+          <w:i w:val="0"/>
+        </w:rPr>
         <w:t>A CPU fetches the next instruction while decoding one and executing another</w:t>
       </w:r>
     </w:p>
@@ -2431,6 +3609,10 @@
         <w:pStyle w:val="ListNumber"/>
       </w:pPr>
       <w:r>
+        <w:rPr>
+          <w:b w:val="0"/>
+          <w:i w:val="0"/>
+        </w:rPr>
         <w:t>Plotting reported infection cases on a heat map, which reveals a cluster around one water pump</w:t>
       </w:r>
     </w:p>
@@ -2439,6 +3621,10 @@
         <w:pStyle w:val="ListNumber"/>
       </w:pPr>
       <w:r>
+        <w:rPr>
+          <w:b w:val="0"/>
+          <w:i w:val="0"/>
+        </w:rPr>
         <w:t>Splitting a game project into separate input, physics and rendering modules for three developers</w:t>
       </w:r>
     </w:p>
@@ -2447,6 +3633,10 @@
         <w:pStyle w:val="ListNumber"/>
       </w:pPr>
       <w:r>
+        <w:rPr>
+          <w:b w:val="0"/>
+          <w:i w:val="0"/>
+        </w:rPr>
         <w:t>Finding a name in a sorted phone book by repeatedly halving the section that could contain it</w:t>
       </w:r>
     </w:p>
@@ -2455,6 +3645,10 @@
         <w:pStyle w:val="ListNumber"/>
       </w:pPr>
       <w:r>
+        <w:rPr>
+          <w:b w:val="0"/>
+          <w:i w:val="0"/>
+        </w:rPr>
         <w:t>The London Tube map shows the order of stations but deliberately ignores real distances and geography</w:t>
       </w:r>
     </w:p>
@@ -2463,6 +3657,10 @@
         <w:pStyle w:val="ListNumber"/>
       </w:pPr>
       <w:r>
+        <w:rPr>
+          <w:b w:val="0"/>
+          <w:i w:val="0"/>
+        </w:rPr>
         <w:t>Before writing any code, the team lists the inputs, outputs, constraints and success criteria of the task</w:t>
       </w:r>
     </w:p>
@@ -2470,6 +3668,7 @@
       <w:r>
         <w:rPr>
           <w:b/>
+          <w:i w:val="0"/>
         </w:rPr>
         <w:t>How it runs:</w:t>
       </w:r>
@@ -2479,6 +3678,10 @@
         <w:pStyle w:val="ListNumber"/>
       </w:pPr>
       <w:r>
+        <w:rPr>
+          <w:b w:val="0"/>
+          <w:i w:val="0"/>
+        </w:rPr>
         <w:t>Pairs match each scenario to exactly one method (one-to-one).</w:t>
       </w:r>
     </w:p>
@@ -2487,24 +3690,38 @@
         <w:pStyle w:val="ListNumber"/>
       </w:pPr>
       <w:r>
+        <w:rPr>
+          <w:b w:val="0"/>
+          <w:i w:val="0"/>
+        </w:rPr>
         <w:t xml:space="preserve">Two deliberate near-misses to argue about: 7 vs 8 (decomposition = </w:t>
       </w:r>
       <w:r>
         <w:rPr>
+          <w:b w:val="0"/>
           <w:i/>
         </w:rPr>
         <w:t>different</w:t>
       </w:r>
       <w:r>
+        <w:rPr>
+          <w:b w:val="0"/>
+          <w:i w:val="0"/>
+        </w:rPr>
         <w:t xml:space="preserve"> sub-tasks; divide and conquer = </w:t>
       </w:r>
       <w:r>
         <w:rPr>
+          <w:b w:val="0"/>
           <w:i/>
         </w:rPr>
         <w:t>smaller instances of the same problem</w:t>
       </w:r>
       <w:r>
+        <w:rPr>
+          <w:b w:val="0"/>
+          <w:i w:val="0"/>
+        </w:rPr>
         <w:t>, solved and combined) and 1 vs 3 (backtracking is systematic and exact; a heuristic trades optimality for speed).</w:t>
       </w:r>
     </w:p>
@@ -2513,15 +3730,24 @@
         <w:pStyle w:val="ListNumber"/>
       </w:pPr>
       <w:r>
+        <w:rPr>
+          <w:b w:val="0"/>
+          <w:i w:val="0"/>
+        </w:rPr>
         <w:t xml:space="preserve">Check by "justify one match" cold-calls: pairs must say </w:t>
       </w:r>
       <w:r>
         <w:rPr>
           <w:b/>
+          <w:i w:val="0"/>
         </w:rPr>
         <w:t>why</w:t>
       </w:r>
       <w:r>
+        <w:rPr>
+          <w:b w:val="0"/>
+          <w:i w:val="0"/>
+        </w:rPr>
         <w:t xml:space="preserve"> the method suits the scenario, not just name it — that "why" is where exam marks live.</w:t>
       </w:r>
     </w:p>
@@ -2529,12 +3755,17 @@
       <w:r>
         <w:rPr>
           <w:b/>
+          <w:i w:val="0"/>
         </w:rPr>
         <w:t>Answers / expected outcomes:</w:t>
       </w:r>
     </w:p>
     <w:p>
       <w:r>
+        <w:rPr>
+          <w:b w:val="0"/>
+          <w:i w:val="0"/>
+        </w:rPr>
         <w:t>1 → Backtracking · 2 → Data mining · 3 → Heuristics · 4 → Performance modelling · 5 → Pipelining · 6 → Visualisation · 7 → Decomposition · 8 → Divide and conquer · 9 → Abstraction · 10 → Problem recognition.</w:t>
       </w:r>
     </w:p>
@@ -2542,19 +3773,29 @@
       <w:r>
         <w:rPr>
           <w:b/>
+          <w:i w:val="0"/>
         </w:rPr>
         <w:t>Stretch:</w:t>
       </w:r>
       <w:r>
+        <w:rPr>
+          <w:b w:val="0"/>
+          <w:i w:val="0"/>
+        </w:rPr>
         <w:t xml:space="preserve"> For each method, pairs write one </w:t>
       </w:r>
       <w:r>
         <w:rPr>
+          <w:b w:val="0"/>
           <w:i/>
         </w:rPr>
         <w:t>new</w:t>
       </w:r>
       <w:r>
+        <w:rPr>
+          <w:b w:val="0"/>
+          <w:i w:val="0"/>
+        </w:rPr>
         <w:t xml:space="preserve"> scenario of their own that is not a paraphrase of the given one; hardest pairs get "heuristics" and must include the phrase "good enough, not guaranteed optimal".</w:t>
       </w:r>
     </w:p>
@@ -2570,6 +3811,10 @@
         <w:pStyle w:val="Heading3"/>
       </w:pPr>
       <w:r>
+        <w:rPr>
+          <w:b w:val="0"/>
+          <w:i w:val="0"/>
+        </w:rPr>
         <w:t>Dead End! The Human Backtracking Maze (unplugged demo · 15 min · whole class)</w:t>
       </w:r>
     </w:p>
@@ -2577,25 +3822,40 @@
       <w:r>
         <w:rPr>
           <w:b/>
+          <w:i w:val="0"/>
         </w:rPr>
         <w:t>Resources:</w:t>
       </w:r>
       <w:r>
+        <w:rPr>
+          <w:b w:val="0"/>
+          <w:i w:val="0"/>
+        </w:rPr>
         <w:t xml:space="preserve"> Masking tape 4×4 grid on the floor (or 16 desks/chairs marking cells); "wall" cells covered with paper crosses; a ball of string or a stack of paper "breadcrumbs"; one navigator student, one "algorithm caller" student.</w:t>
       </w:r>
     </w:p>
     <w:p>
       <w:r>
+        <w:rPr>
+          <w:b w:val="0"/>
+          <w:i w:val="0"/>
+        </w:rPr>
         <w:t xml:space="preserve">Maze layout (rows 1-4 top to bottom, columns A-D left to right; </w:t>
       </w:r>
       <w:r>
         <w:rPr>
           <w:rFonts w:ascii="Consolas" w:hAnsi="Consolas"/>
+          <w:b w:val="0"/>
+          <w:i w:val="0"/>
           <w:sz w:val="19"/>
         </w:rPr>
         <w:t>#</w:t>
       </w:r>
       <w:r>
+        <w:rPr>
+          <w:b w:val="0"/>
+          <w:i w:val="0"/>
+        </w:rPr>
         <w:t xml:space="preserve"> = blocked):</w:t>
       </w:r>
     </w:p>
@@ -2619,6 +3879,10 @@
     </w:p>
     <w:p>
       <w:r>
+        <w:rPr>
+          <w:b w:val="0"/>
+          <w:i w:val="0"/>
+        </w:rPr>
         <w:t>Start S = (1,A); Goal G = (4,D).</w:t>
       </w:r>
     </w:p>
@@ -2626,6 +3890,7 @@
       <w:r>
         <w:rPr>
           <w:b/>
+          <w:i w:val="0"/>
         </w:rPr>
         <w:t>How it runs:</w:t>
       </w:r>
@@ -2635,24 +3900,38 @@
         <w:pStyle w:val="ListNumber"/>
       </w:pPr>
       <w:r>
+        <w:rPr>
+          <w:b w:val="0"/>
+          <w:i w:val="0"/>
+        </w:rPr>
         <w:t xml:space="preserve">Give the navigator the fixed rule (this makes it an </w:t>
       </w:r>
       <w:r>
         <w:rPr>
+          <w:b w:val="0"/>
           <w:i/>
         </w:rPr>
         <w:t>algorithm</w:t>
       </w:r>
       <w:r>
+        <w:rPr>
+          <w:b w:val="0"/>
+          <w:i w:val="0"/>
+        </w:rPr>
         <w:t xml:space="preserve">, not wandering): </w:t>
       </w:r>
       <w:r>
         <w:rPr>
           <w:b/>
+          <w:i w:val="0"/>
         </w:rPr>
         <w:t>at each cell, try moves in the order West, South, East, North; never re-enter a cell already on your string.</w:t>
       </w:r>
       <w:r>
+        <w:rPr>
+          <w:b w:val="0"/>
+          <w:i w:val="0"/>
+        </w:rPr>
         <w:t xml:space="preserve"> They unwind string behind them as they walk.</w:t>
       </w:r>
     </w:p>
@@ -2661,6 +3940,10 @@
         <w:pStyle w:val="ListNumber"/>
       </w:pPr>
       <w:r>
+        <w:rPr>
+          <w:b w:val="0"/>
+          <w:i w:val="0"/>
+        </w:rPr>
         <w:t>The caller announces each decision aloud ("At (3,C): West is open — go West").</w:t>
       </w:r>
     </w:p>
@@ -2669,15 +3952,24 @@
         <w:pStyle w:val="ListNumber"/>
       </w:pPr>
       <w:r>
+        <w:rPr>
+          <w:b w:val="0"/>
+          <w:i w:val="0"/>
+        </w:rPr>
         <w:t xml:space="preserve">When the navigator hits a dead end (nowhere new to go), they must </w:t>
       </w:r>
       <w:r>
         <w:rPr>
           <w:b/>
+          <w:i w:val="0"/>
         </w:rPr>
         <w:t>backtrack</w:t>
       </w:r>
       <w:r>
+        <w:rPr>
+          <w:b w:val="0"/>
+          <w:i w:val="0"/>
+        </w:rPr>
         <w:t>: rewind the string to the most recent cell that still has an untried direction, and try the next option. The class shouts "BACKTRACK!" each time.</w:t>
       </w:r>
     </w:p>
@@ -2686,6 +3978,10 @@
         <w:pStyle w:val="ListNumber"/>
       </w:pPr>
       <w:r>
+        <w:rPr>
+          <w:b w:val="0"/>
+          <w:i w:val="0"/>
+        </w:rPr>
         <w:t>On reaching G, lay the final string route and compare it with everywhere visited.</w:t>
       </w:r>
     </w:p>
@@ -2694,15 +3990,24 @@
         <w:pStyle w:val="ListNumber"/>
       </w:pPr>
       <w:r>
+        <w:rPr>
+          <w:b w:val="0"/>
+          <w:i w:val="0"/>
+        </w:rPr>
         <w:t xml:space="preserve">Debrief: the string is exactly the </w:t>
       </w:r>
       <w:r>
         <w:rPr>
           <w:b/>
+          <w:i w:val="0"/>
         </w:rPr>
         <w:t>call stack</w:t>
       </w:r>
       <w:r>
+        <w:rPr>
+          <w:b w:val="0"/>
+          <w:i w:val="0"/>
+        </w:rPr>
         <w:t xml:space="preserve"> — walking forward = pushing frames, backtracking = popping. Connect to the KO definition: build a solution step by step; on a dead end, return to the last decision point and try another option (N-Queens, Sudoku — often implemented recursively).</w:t>
       </w:r>
     </w:p>
@@ -2710,6 +4015,7 @@
       <w:r>
         <w:rPr>
           <w:b/>
+          <w:i w:val="0"/>
         </w:rPr>
         <w:t>Answers / expected outcomes:</w:t>
       </w:r>
@@ -2719,24 +4025,38 @@
         <w:pStyle w:val="ListBullet"/>
       </w:pPr>
       <w:r>
+        <w:rPr>
+          <w:b w:val="0"/>
+          <w:i w:val="0"/>
+        </w:rPr>
         <w:t xml:space="preserve">Exploration with the W-S-E-N rule: S(1,A) → (1,B) → (1,C) → (2,C) → (3,C) → </w:t>
       </w:r>
       <w:r>
         <w:rPr>
           <w:b/>
+          <w:i w:val="0"/>
         </w:rPr>
         <w:t>(3,B) → (4,B) = dead end</w:t>
       </w:r>
       <w:r>
+        <w:rPr>
+          <w:b w:val="0"/>
+          <w:i w:val="0"/>
+        </w:rPr>
         <w:t xml:space="preserve"> → backtrack to (3,B), no options → backtrack to (3,C) → (3,D) → (4,D) = </w:t>
       </w:r>
       <w:r>
         <w:rPr>
           <w:b/>
+          <w:i w:val="0"/>
         </w:rPr>
         <w:t>G</w:t>
       </w:r>
       <w:r>
+        <w:rPr>
+          <w:b w:val="0"/>
+          <w:i w:val="0"/>
+        </w:rPr>
         <w:t>.</w:t>
       </w:r>
     </w:p>
@@ -2745,6 +4065,10 @@
         <w:pStyle w:val="ListBullet"/>
       </w:pPr>
       <w:r>
+        <w:rPr>
+          <w:b w:val="0"/>
+          <w:i w:val="0"/>
+        </w:rPr>
         <w:t>Exactly one backtrack episode occurs (out of (4,B) back to (3,C)).</w:t>
       </w:r>
     </w:p>
@@ -2753,6 +4077,10 @@
         <w:pStyle w:val="ListBullet"/>
       </w:pPr>
       <w:r>
+        <w:rPr>
+          <w:b w:val="0"/>
+          <w:i w:val="0"/>
+        </w:rPr>
         <w:t>Final solution path (the string): (1,A) → (1,B) → (1,C) → (2,C) → (3,C) → (3,D) → (4,D) — 6 moves.</w:t>
       </w:r>
     </w:p>
@@ -2761,15 +4089,24 @@
         <w:pStyle w:val="ListBullet"/>
       </w:pPr>
       <w:r>
+        <w:rPr>
+          <w:b w:val="0"/>
+          <w:i w:val="0"/>
+        </w:rPr>
         <w:t xml:space="preserve">Key learning: backtracking is exhaustive and systematic — it </w:t>
       </w:r>
       <w:r>
         <w:rPr>
+          <w:b w:val="0"/>
           <w:i/>
         </w:rPr>
         <w:t>will</w:t>
       </w:r>
       <w:r>
+        <w:rPr>
+          <w:b w:val="0"/>
+          <w:i w:val="0"/>
+        </w:rPr>
         <w:t xml:space="preserve"> find a path if one exists, unlike a heuristic guess.</w:t>
       </w:r>
     </w:p>
@@ -2777,10 +4114,15 @@
       <w:r>
         <w:rPr>
           <w:b/>
+          <w:i w:val="0"/>
         </w:rPr>
         <w:t>Stretch:</w:t>
       </w:r>
       <w:r>
+        <w:rPr>
+          <w:b w:val="0"/>
+          <w:i w:val="0"/>
+        </w:rPr>
         <w:t xml:space="preserve"> Re-run with rule order E-S-W-N — does the dead end still happen? (No: from (3,C) East is tried first, going straight to (3,D) → (4,D); zero backtracks — the rule order changes the work done, not the correctness.) Then ask how the navigator would prove "no path exists" (string fully rewound to S with all options exhausted).</w:t>
       </w:r>
     </w:p>
@@ -2796,6 +4138,10 @@
         <w:pStyle w:val="Heading3"/>
       </w:pPr>
       <w:r>
+        <w:rPr>
+          <w:b w:val="0"/>
+          <w:i w:val="0"/>
+        </w:rPr>
         <w:t>Always, Sometimes, Never: Computational Methods (always-sometimes-never · 10 min · whole class then pairs)</w:t>
       </w:r>
     </w:p>
@@ -2803,10 +4149,15 @@
       <w:r>
         <w:rPr>
           <w:b/>
+          <w:i w:val="0"/>
         </w:rPr>
         <w:t>Resources:</w:t>
       </w:r>
       <w:r>
+        <w:rPr>
+          <w:b w:val="0"/>
+          <w:i w:val="0"/>
+        </w:rPr>
         <w:t xml:space="preserve"> Three corner posters: ALWAYS / SOMETIMES / NEVER; statement slides; mini-whiteboards for justifications.</w:t>
       </w:r>
     </w:p>
@@ -2814,6 +4165,7 @@
       <w:r>
         <w:rPr>
           <w:b/>
+          <w:i w:val="0"/>
         </w:rPr>
         <w:t>How it runs:</w:t>
       </w:r>
@@ -2823,6 +4175,10 @@
         <w:pStyle w:val="ListNumber"/>
       </w:pPr>
       <w:r>
+        <w:rPr>
+          <w:b w:val="0"/>
+          <w:i w:val="0"/>
+        </w:rPr>
         <w:t>Reveal one statement at a time; students move to (or vote for) a corner, then one student per corner defends their choice before you adjudicate.</w:t>
       </w:r>
     </w:p>
@@ -2831,6 +4187,10 @@
         <w:pStyle w:val="ListNumber"/>
       </w:pPr>
       <w:r>
+        <w:rPr>
+          <w:b w:val="0"/>
+          <w:i w:val="0"/>
+        </w:rPr>
         <w:t>Statements:</w:t>
       </w:r>
     </w:p>
@@ -2841,10 +4201,15 @@
       <w:r>
         <w:rPr>
           <w:b/>
+          <w:i w:val="0"/>
         </w:rPr>
         <w:t>S1</w:t>
       </w:r>
       <w:r>
+        <w:rPr>
+          <w:b w:val="0"/>
+          <w:i w:val="0"/>
+        </w:rPr>
         <w:t xml:space="preserve"> "A heuristic gives the optimal answer."</w:t>
       </w:r>
     </w:p>
@@ -2855,10 +4220,15 @@
       <w:r>
         <w:rPr>
           <w:b/>
+          <w:i w:val="0"/>
         </w:rPr>
         <w:t>S2</w:t>
       </w:r>
       <w:r>
+        <w:rPr>
+          <w:b w:val="0"/>
+          <w:i w:val="0"/>
+        </w:rPr>
         <w:t xml:space="preserve"> "Abstraction removes every detail of the problem."</w:t>
       </w:r>
     </w:p>
@@ -2869,19 +4239,29 @@
       <w:r>
         <w:rPr>
           <w:b/>
+          <w:i w:val="0"/>
         </w:rPr>
         <w:t>S3</w:t>
       </w:r>
       <w:r>
+        <w:rPr>
+          <w:b w:val="0"/>
+          <w:i w:val="0"/>
+        </w:rPr>
         <w:t xml:space="preserve"> "Divide and conquer splits a problem into smaller instances of the </w:t>
       </w:r>
       <w:r>
         <w:rPr>
+          <w:b w:val="0"/>
           <w:i/>
         </w:rPr>
         <w:t>same</w:t>
       </w:r>
       <w:r>
+        <w:rPr>
+          <w:b w:val="0"/>
+          <w:i w:val="0"/>
+        </w:rPr>
         <w:t xml:space="preserve"> problem."</w:t>
       </w:r>
     </w:p>
@@ -2892,10 +4272,15 @@
       <w:r>
         <w:rPr>
           <w:b/>
+          <w:i w:val="0"/>
         </w:rPr>
         <w:t>S4</w:t>
       </w:r>
       <w:r>
+        <w:rPr>
+          <w:b w:val="0"/>
+          <w:i w:val="0"/>
+        </w:rPr>
         <w:t xml:space="preserve"> "Decomposition produces sub-problems that are smaller versions of the original problem."</w:t>
       </w:r>
     </w:p>
@@ -2906,10 +4291,15 @@
       <w:r>
         <w:rPr>
           <w:b/>
+          <w:i w:val="0"/>
         </w:rPr>
         <w:t>S5</w:t>
       </w:r>
       <w:r>
+        <w:rPr>
+          <w:b w:val="0"/>
+          <w:i w:val="0"/>
+        </w:rPr>
         <w:t xml:space="preserve"> "Pipelining makes an individual item finish faster."</w:t>
       </w:r>
     </w:p>
@@ -2920,10 +4310,15 @@
       <w:r>
         <w:rPr>
           <w:b/>
+          <w:i w:val="0"/>
         </w:rPr>
         <w:t>S6</w:t>
       </w:r>
       <w:r>
+        <w:rPr>
+          <w:b w:val="0"/>
+          <w:i w:val="0"/>
+        </w:rPr>
         <w:t xml:space="preserve"> "Performance modelling requires building the real system first."</w:t>
       </w:r>
     </w:p>
@@ -2934,10 +4329,15 @@
       <w:r>
         <w:rPr>
           <w:b/>
+          <w:i w:val="0"/>
         </w:rPr>
         <w:t>S7</w:t>
       </w:r>
       <w:r>
+        <w:rPr>
+          <w:b w:val="0"/>
+          <w:i w:val="0"/>
+        </w:rPr>
         <w:t xml:space="preserve"> "Backtracking is implemented using recursion."</w:t>
       </w:r>
     </w:p>
@@ -2946,15 +4346,24 @@
         <w:pStyle w:val="ListNumber"/>
       </w:pPr>
       <w:r>
+        <w:rPr>
+          <w:b w:val="0"/>
+          <w:i w:val="0"/>
+        </w:rPr>
         <w:t xml:space="preserve">Pairs then write one </w:t>
       </w:r>
       <w:r>
         <w:rPr>
+          <w:b w:val="0"/>
           <w:i/>
         </w:rPr>
         <w:t>corrected</w:t>
       </w:r>
       <w:r>
+        <w:rPr>
+          <w:b w:val="0"/>
+          <w:i w:val="0"/>
+        </w:rPr>
         <w:t xml:space="preserve"> version of each NEVER statement so it becomes ALWAYS.</w:t>
       </w:r>
     </w:p>
@@ -2962,6 +4371,7 @@
       <w:r>
         <w:rPr>
           <w:b/>
+          <w:i w:val="0"/>
         </w:rPr>
         <w:t>Answers / expected outcomes:</w:t>
       </w:r>
@@ -2973,19 +4383,29 @@
       <w:r>
         <w:rPr>
           <w:b/>
+          <w:i w:val="0"/>
         </w:rPr>
         <w:t>S1 Sometimes</w:t>
       </w:r>
       <w:r>
+        <w:rPr>
+          <w:b w:val="0"/>
+          <w:i w:val="0"/>
+        </w:rPr>
         <w:t xml:space="preserve"> — a heuristic </w:t>
       </w:r>
       <w:r>
         <w:rPr>
+          <w:b w:val="0"/>
           <w:i/>
         </w:rPr>
         <w:t>may</w:t>
       </w:r>
       <w:r>
+        <w:rPr>
+          <w:b w:val="0"/>
+          <w:i w:val="0"/>
+        </w:rPr>
         <w:t xml:space="preserve"> land on the optimum, but it is not guaranteed; it trades accuracy for speed.</w:t>
       </w:r>
     </w:p>
@@ -2996,19 +4416,29 @@
       <w:r>
         <w:rPr>
           <w:b/>
+          <w:i w:val="0"/>
         </w:rPr>
         <w:t>S2 Never</w:t>
       </w:r>
       <w:r>
+        <w:rPr>
+          <w:b w:val="0"/>
+          <w:i w:val="0"/>
+        </w:rPr>
         <w:t xml:space="preserve"> — abstraction removes </w:t>
       </w:r>
       <w:r>
         <w:rPr>
+          <w:b w:val="0"/>
           <w:i/>
         </w:rPr>
         <w:t>unnecessary</w:t>
       </w:r>
       <w:r>
+        <w:rPr>
+          <w:b w:val="0"/>
+          <w:i w:val="0"/>
+        </w:rPr>
         <w:t xml:space="preserve"> detail only; remove everything and there is no model left.</w:t>
       </w:r>
     </w:p>
@@ -3019,10 +4449,15 @@
       <w:r>
         <w:rPr>
           <w:b/>
+          <w:i w:val="0"/>
         </w:rPr>
         <w:t>S3 Always</w:t>
       </w:r>
       <w:r>
+        <w:rPr>
+          <w:b w:val="0"/>
+          <w:i w:val="0"/>
+        </w:rPr>
         <w:t xml:space="preserve"> — that is its definition (binary search, merge sort), which is exactly what separates it from general decomposition.</w:t>
       </w:r>
     </w:p>
@@ -3033,19 +4468,29 @@
       <w:r>
         <w:rPr>
           <w:b/>
+          <w:i w:val="0"/>
         </w:rPr>
         <w:t>S4 Sometimes</w:t>
       </w:r>
       <w:r>
+        <w:rPr>
+          <w:b w:val="0"/>
+          <w:i w:val="0"/>
+        </w:rPr>
         <w:t xml:space="preserve"> — only when the decomposition happens to be divide and conquer; usually the sub-problems are </w:t>
       </w:r>
       <w:r>
         <w:rPr>
+          <w:b w:val="0"/>
           <w:i/>
         </w:rPr>
         <w:t>different</w:t>
       </w:r>
       <w:r>
+        <w:rPr>
+          <w:b w:val="0"/>
+          <w:i w:val="0"/>
+        </w:rPr>
         <w:t xml:space="preserve"> sub-tasks.</w:t>
       </w:r>
     </w:p>
@@ -3056,10 +4501,15 @@
       <w:r>
         <w:rPr>
           <w:b/>
+          <w:i w:val="0"/>
         </w:rPr>
         <w:t>S5 Never</w:t>
       </w:r>
       <w:r>
+        <w:rPr>
+          <w:b w:val="0"/>
+          <w:i w:val="0"/>
+        </w:rPr>
         <w:t xml:space="preserve"> — per-item time (latency) is unchanged; throughput improves because stages overlap on different items.</w:t>
       </w:r>
     </w:p>
@@ -3070,19 +4520,29 @@
       <w:r>
         <w:rPr>
           <w:b/>
+          <w:i w:val="0"/>
         </w:rPr>
         <w:t>S6 Never</w:t>
       </w:r>
       <w:r>
+        <w:rPr>
+          <w:b w:val="0"/>
+          <w:i w:val="0"/>
+        </w:rPr>
         <w:t xml:space="preserve"> — the whole point is predicting behaviour with a model </w:t>
       </w:r>
       <w:r>
         <w:rPr>
+          <w:b w:val="0"/>
           <w:i/>
         </w:rPr>
         <w:t>before/instead of</w:t>
       </w:r>
       <w:r>
+        <w:rPr>
+          <w:b w:val="0"/>
+          <w:i w:val="0"/>
+        </w:rPr>
         <w:t xml:space="preserve"> building it.</w:t>
       </w:r>
     </w:p>
@@ -3093,10 +4553,15 @@
       <w:r>
         <w:rPr>
           <w:b/>
+          <w:i w:val="0"/>
         </w:rPr>
         <w:t>S7 Sometimes</w:t>
       </w:r>
       <w:r>
+        <w:rPr>
+          <w:b w:val="0"/>
+          <w:i w:val="0"/>
+        </w:rPr>
         <w:t xml:space="preserve"> — naturally recursive, but any recursion can be rewritten iteratively with an explicit stack.</w:t>
       </w:r>
     </w:p>
@@ -3104,10 +4569,15 @@
       <w:r>
         <w:rPr>
           <w:b/>
+          <w:i w:val="0"/>
         </w:rPr>
         <w:t>Stretch:</w:t>
       </w:r>
       <w:r>
+        <w:rPr>
+          <w:b w:val="0"/>
+          <w:i w:val="0"/>
+        </w:rPr>
         <w:t xml:space="preserve"> Students author one new ASN statement each about 2.2.2 content and trial it on their partner; the best three get used as next lesson's starter. (Quality bar: it must be genuinely arguable — not trivially always/never.)</w:t>
       </w:r>
     </w:p>
@@ -3123,6 +4593,10 @@
         <w:pStyle w:val="Heading3"/>
       </w:pPr>
       <w:r>
+        <w:rPr>
+          <w:b w:val="0"/>
+          <w:i w:val="0"/>
+        </w:rPr>
         <w:t>The Big Map of Methods (concept mapping · 15 min · groups of 3)</w:t>
       </w:r>
     </w:p>
@@ -3130,31 +4604,46 @@
       <w:r>
         <w:rPr>
           <w:b/>
+          <w:i w:val="0"/>
         </w:rPr>
         <w:t>Resources:</w:t>
       </w:r>
       <w:r>
+        <w:rPr>
+          <w:b w:val="0"/>
+          <w:i w:val="0"/>
+        </w:rPr>
         <w:t xml:space="preserve"> A3 paper per group; sticky notes pre-printed with the node terms; glue sticks; coloured pens for labelled arrows.</w:t>
       </w:r>
     </w:p>
     <w:p>
       <w:r>
+        <w:rPr>
+          <w:b w:val="0"/>
+          <w:i w:val="0"/>
+        </w:rPr>
         <w:t xml:space="preserve">Node terms: </w:t>
       </w:r>
       <w:r>
         <w:rPr>
+          <w:b w:val="0"/>
           <w:i/>
         </w:rPr>
-        <w:t>problem recognition, decomposition, divide and conquer, abstraction, recursion, backtracking, heuristics, data mining, performance modelling, pipelining, visualisation, binary search, merge sort, A\</w:t>
-      </w:r>
-      <w:r>
-        <w:t>, call stack, intractable problem*.</w:t>
+        <w:t>problem recognition, decomposition, divide and conquer, abstraction, recursion, backtracking, heuristics, data mining, performance modelling, pipelining, visualisation, binary search, merge sort, A*, call stack, intractable problem</w:t>
+      </w:r>
+      <w:r>
+        <w:rPr>
+          <w:b w:val="0"/>
+          <w:i w:val="0"/>
+        </w:rPr>
+        <w:t>.</w:t>
       </w:r>
     </w:p>
     <w:p>
       <w:r>
         <w:rPr>
           <w:b/>
+          <w:i w:val="0"/>
         </w:rPr>
         <w:t>How it runs:</w:t>
       </w:r>
@@ -3164,15 +4653,24 @@
         <w:pStyle w:val="ListNumber"/>
       </w:pPr>
       <w:r>
+        <w:rPr>
+          <w:b w:val="0"/>
+          <w:i w:val="0"/>
+        </w:rPr>
         <w:t xml:space="preserve">Groups arrange all 16 sticky notes on A3 and draw </w:t>
       </w:r>
       <w:r>
         <w:rPr>
           <w:b/>
+          <w:i w:val="0"/>
         </w:rPr>
         <w:t>labelled</w:t>
       </w:r>
       <w:r>
+        <w:rPr>
+          <w:b w:val="0"/>
+          <w:i w:val="0"/>
+        </w:rPr>
         <w:t xml:space="preserve"> arrows — the rule is that every arrow must carry a verb phrase ("is used by", "pairs with", "is an example of"). Unlabelled lines score nothing.</w:t>
       </w:r>
     </w:p>
@@ -3181,6 +4679,10 @@
         <w:pStyle w:val="ListNumber"/>
       </w:pPr>
       <w:r>
+        <w:rPr>
+          <w:b w:val="0"/>
+          <w:i w:val="0"/>
+        </w:rPr>
         <w:t>Minimum bar: 12 labelled links; every node connected.</w:t>
       </w:r>
     </w:p>
@@ -3189,6 +4691,10 @@
         <w:pStyle w:val="ListNumber"/>
       </w:pPr>
       <w:r>
+        <w:rPr>
+          <w:b w:val="0"/>
+          <w:i w:val="0"/>
+        </w:rPr>
         <w:t>After 10 minutes, groups rotate one desk clockwise and must add two links the other group missed (different colour pen).</w:t>
       </w:r>
     </w:p>
@@ -3197,6 +4703,10 @@
         <w:pStyle w:val="ListNumber"/>
       </w:pPr>
       <w:r>
+        <w:rPr>
+          <w:b w:val="0"/>
+          <w:i w:val="0"/>
+        </w:rPr>
         <w:t>Whole-class share of the most interesting link found in someone else's map.</w:t>
       </w:r>
     </w:p>
@@ -3204,10 +4714,15 @@
       <w:r>
         <w:rPr>
           <w:b/>
+          <w:i w:val="0"/>
         </w:rPr>
         <w:t>Answers / expected outcomes:</w:t>
       </w:r>
       <w:r>
+        <w:rPr>
+          <w:b w:val="0"/>
+          <w:i w:val="0"/>
+        </w:rPr>
         <w:t xml:space="preserve"> Any accurate labelled links accepted. Strong links to look for:</w:t>
       </w:r>
     </w:p>
@@ -3217,38 +4732,58 @@
       </w:pPr>
       <w:r>
         <w:rPr>
+          <w:b w:val="0"/>
           <w:i/>
         </w:rPr>
         <w:t>divide and conquer</w:t>
       </w:r>
       <w:r>
+        <w:rPr>
+          <w:b w:val="0"/>
+          <w:i w:val="0"/>
+        </w:rPr>
         <w:t xml:space="preserve"> —pairs with→ </w:t>
       </w:r>
       <w:r>
         <w:rPr>
+          <w:b w:val="0"/>
           <w:i/>
         </w:rPr>
         <w:t>recursion</w:t>
       </w:r>
       <w:r>
+        <w:rPr>
+          <w:b w:val="0"/>
+          <w:i w:val="0"/>
+        </w:rPr>
         <w:t xml:space="preserve">; —is used by→ </w:t>
       </w:r>
       <w:r>
         <w:rPr>
+          <w:b w:val="0"/>
           <w:i/>
         </w:rPr>
         <w:t>binary search</w:t>
       </w:r>
       <w:r>
+        <w:rPr>
+          <w:b w:val="0"/>
+          <w:i w:val="0"/>
+        </w:rPr>
         <w:t xml:space="preserve"> and </w:t>
       </w:r>
       <w:r>
         <w:rPr>
+          <w:b w:val="0"/>
           <w:i/>
         </w:rPr>
         <w:t>merge sort</w:t>
       </w:r>
       <w:r>
+        <w:rPr>
+          <w:b w:val="0"/>
+          <w:i w:val="0"/>
+        </w:rPr>
         <w:t>.</w:t>
       </w:r>
     </w:p>
@@ -3258,38 +4793,58 @@
       </w:pPr>
       <w:r>
         <w:rPr>
+          <w:b w:val="0"/>
           <w:i/>
         </w:rPr>
         <w:t>recursion</w:t>
       </w:r>
       <w:r>
+        <w:rPr>
+          <w:b w:val="0"/>
+          <w:i w:val="0"/>
+        </w:rPr>
         <w:t xml:space="preserve"> —relies on→ </w:t>
       </w:r>
       <w:r>
         <w:rPr>
+          <w:b w:val="0"/>
           <w:i/>
         </w:rPr>
         <w:t>call stack</w:t>
       </w:r>
       <w:r>
+        <w:rPr>
+          <w:b w:val="0"/>
+          <w:i w:val="0"/>
+        </w:rPr>
         <w:t xml:space="preserve">; </w:t>
       </w:r>
       <w:r>
         <w:rPr>
+          <w:b w:val="0"/>
           <w:i/>
         </w:rPr>
         <w:t>backtracking</w:t>
       </w:r>
       <w:r>
+        <w:rPr>
+          <w:b w:val="0"/>
+          <w:i w:val="0"/>
+        </w:rPr>
         <w:t xml:space="preserve"> —is often implemented with→ </w:t>
       </w:r>
       <w:r>
         <w:rPr>
+          <w:b w:val="0"/>
           <w:i/>
         </w:rPr>
         <w:t>recursion</w:t>
       </w:r>
       <w:r>
+        <w:rPr>
+          <w:b w:val="0"/>
+          <w:i w:val="0"/>
+        </w:rPr>
         <w:t>.</w:t>
       </w:r>
     </w:p>
@@ -3299,27 +4854,45 @@
       </w:pPr>
       <w:r>
         <w:rPr>
+          <w:b w:val="0"/>
           <w:i/>
         </w:rPr>
         <w:t>heuristics</w:t>
       </w:r>
       <w:r>
+        <w:rPr>
+          <w:b w:val="0"/>
+          <w:i w:val="0"/>
+        </w:rPr>
         <w:t xml:space="preserve"> —provide h(n) for→ </w:t>
       </w:r>
       <w:r>
         <w:rPr>
+          <w:b w:val="0"/>
           <w:i/>
         </w:rPr>
-        <w:t>A\</w:t>
-      </w:r>
-      <w:r>
-        <w:rPr>
+        <w:t>A*</w:t>
+      </w:r>
+      <w:r>
+        <w:rPr>
+          <w:b w:val="0"/>
+          <w:i w:val="0"/>
+        </w:rPr>
+        <w:t xml:space="preserve">; —give good-enough answers to→ </w:t>
+      </w:r>
+      <w:r>
+        <w:rPr>
+          <w:b w:val="0"/>
           <w:i/>
         </w:rPr>
-        <w:t xml:space="preserve">; —give good-enough answers to→ </w:t>
-      </w:r>
-      <w:r>
-        <w:t>intractable problem*.</w:t>
+        <w:t>intractable problem</w:t>
+      </w:r>
+      <w:r>
+        <w:rPr>
+          <w:b w:val="0"/>
+          <w:i w:val="0"/>
+        </w:rPr>
+        <w:t>.</w:t>
       </w:r>
     </w:p>
     <w:p>
@@ -3328,29 +4901,44 @@
       </w:pPr>
       <w:r>
         <w:rPr>
+          <w:b w:val="0"/>
           <w:i/>
         </w:rPr>
         <w:t>data mining</w:t>
       </w:r>
       <w:r>
+        <w:rPr>
+          <w:b w:val="0"/>
+          <w:i w:val="0"/>
+        </w:rPr>
         <w:t xml:space="preserve"> —often presents results via→ </w:t>
       </w:r>
       <w:r>
         <w:rPr>
+          <w:b w:val="0"/>
           <w:i/>
         </w:rPr>
         <w:t>visualisation</w:t>
       </w:r>
       <w:r>
+        <w:rPr>
+          <w:b w:val="0"/>
+          <w:i w:val="0"/>
+        </w:rPr>
         <w:t xml:space="preserve">; </w:t>
       </w:r>
       <w:r>
         <w:rPr>
+          <w:b w:val="0"/>
           <w:i/>
         </w:rPr>
         <w:t>performance modelling</w:t>
       </w:r>
       <w:r>
+        <w:rPr>
+          <w:b w:val="0"/>
+          <w:i w:val="0"/>
+        </w:rPr>
         <w:t xml:space="preserve"> —avoids→ building the real system (annotation).</w:t>
       </w:r>
     </w:p>
@@ -3360,29 +4948,44 @@
       </w:pPr>
       <w:r>
         <w:rPr>
+          <w:b w:val="0"/>
           <w:i/>
         </w:rPr>
         <w:t>problem recognition</w:t>
       </w:r>
       <w:r>
+        <w:rPr>
+          <w:b w:val="0"/>
+          <w:i w:val="0"/>
+        </w:rPr>
         <w:t xml:space="preserve"> —comes before→ </w:t>
       </w:r>
       <w:r>
         <w:rPr>
+          <w:b w:val="0"/>
           <w:i/>
         </w:rPr>
         <w:t>decomposition</w:t>
       </w:r>
       <w:r>
+        <w:rPr>
+          <w:b w:val="0"/>
+          <w:i w:val="0"/>
+        </w:rPr>
         <w:t xml:space="preserve">; </w:t>
       </w:r>
       <w:r>
         <w:rPr>
+          <w:b w:val="0"/>
           <w:i/>
         </w:rPr>
         <w:t>abstraction</w:t>
       </w:r>
       <w:r>
+        <w:rPr>
+          <w:b w:val="0"/>
+          <w:i w:val="0"/>
+        </w:rPr>
         <w:t xml:space="preserve"> —removes unnecessary detail from→ the model (annotation).</w:t>
       </w:r>
     </w:p>
@@ -3391,24 +4994,38 @@
         <w:pStyle w:val="ListBullet"/>
       </w:pPr>
       <w:r>
+        <w:rPr>
+          <w:b w:val="0"/>
+          <w:i w:val="0"/>
+        </w:rPr>
         <w:t xml:space="preserve">Misconception to catch: an arrow equating </w:t>
       </w:r>
       <w:r>
         <w:rPr>
+          <w:b w:val="0"/>
           <w:i/>
         </w:rPr>
         <w:t>decomposition</w:t>
       </w:r>
       <w:r>
+        <w:rPr>
+          <w:b w:val="0"/>
+          <w:i w:val="0"/>
+        </w:rPr>
         <w:t xml:space="preserve"> and </w:t>
       </w:r>
       <w:r>
         <w:rPr>
+          <w:b w:val="0"/>
           <w:i/>
         </w:rPr>
         <w:t>divide and conquer</w:t>
       </w:r>
       <w:r>
+        <w:rPr>
+          <w:b w:val="0"/>
+          <w:i w:val="0"/>
+        </w:rPr>
         <w:t xml:space="preserve"> — must be labelled with the distinction (same-problem instances vs different sub-tasks).</w:t>
       </w:r>
     </w:p>
@@ -3416,64 +5033,99 @@
       <w:r>
         <w:rPr>
           <w:b/>
+          <w:i w:val="0"/>
         </w:rPr>
         <w:t>Stretch:</w:t>
       </w:r>
       <w:r>
+        <w:rPr>
+          <w:b w:val="0"/>
+          <w:i w:val="0"/>
+        </w:rPr>
         <w:t xml:space="preserve"> Add three nodes from earlier topics (</w:t>
       </w:r>
       <w:r>
         <w:rPr>
+          <w:b w:val="0"/>
           <w:i/>
         </w:rPr>
         <w:t>stack overflow, FDE cycle, Travelling Salesman</w:t>
       </w:r>
       <w:r>
+        <w:rPr>
+          <w:b w:val="0"/>
+          <w:i w:val="0"/>
+        </w:rPr>
         <w:t xml:space="preserve">) and integrate them correctly (e.g. </w:t>
       </w:r>
       <w:r>
         <w:rPr>
+          <w:b w:val="0"/>
           <w:i/>
         </w:rPr>
         <w:t>pipelining</w:t>
       </w:r>
       <w:r>
+        <w:rPr>
+          <w:b w:val="0"/>
+          <w:i w:val="0"/>
+        </w:rPr>
         <w:t xml:space="preserve"> —speeds up→ </w:t>
       </w:r>
       <w:r>
         <w:rPr>
+          <w:b w:val="0"/>
           <w:i/>
         </w:rPr>
         <w:t>FDE cycle</w:t>
       </w:r>
       <w:r>
+        <w:rPr>
+          <w:b w:val="0"/>
+          <w:i w:val="0"/>
+        </w:rPr>
         <w:t xml:space="preserve">; </w:t>
       </w:r>
       <w:r>
         <w:rPr>
+          <w:b w:val="0"/>
           <w:i/>
         </w:rPr>
         <w:t>TSP</w:t>
       </w:r>
       <w:r>
+        <w:rPr>
+          <w:b w:val="0"/>
+          <w:i w:val="0"/>
+        </w:rPr>
         <w:t xml:space="preserve"> —is→ </w:t>
       </w:r>
       <w:r>
         <w:rPr>
+          <w:b w:val="0"/>
           <w:i/>
         </w:rPr>
         <w:t>intractable</w:t>
       </w:r>
       <w:r>
+        <w:rPr>
+          <w:b w:val="0"/>
+          <w:i w:val="0"/>
+        </w:rPr>
         <w:t xml:space="preserve"> —so we use→ </w:t>
       </w:r>
       <w:r>
         <w:rPr>
+          <w:b w:val="0"/>
           <w:i/>
         </w:rPr>
         <w:t>heuristics</w:t>
       </w:r>
       <w:r>
+        <w:rPr>
+          <w:b w:val="0"/>
+          <w:i w:val="0"/>
+        </w:rPr>
         <w:t>).</w:t>
       </w:r>
     </w:p>
